--- a/documentação/backend/backend.docx
+++ b/documentação/backend/backend.docx
@@ -3,7 +3,14 @@
 <w:document xmlns:wpc="http://schemas.microsoft.com/office/word/2010/wordprocessingCanvas" xmlns:cx="http://schemas.microsoft.com/office/drawing/2014/chartex" xmlns:cx1="http://schemas.microsoft.com/office/drawing/2015/9/8/chartex" xmlns:cx2="http://schemas.microsoft.com/office/drawing/2015/10/21/chartex" xmlns:cx3="http://schemas.microsoft.com/office/drawing/2016/5/9/chartex" xmlns:cx4="http://schemas.microsoft.com/office/drawing/2016/5/10/chartex" xmlns:cx5="http://schemas.microsoft.com/office/drawing/2016/5/11/chartex" xmlns:cx6="http://schemas.microsoft.com/office/drawing/2016/5/12/chartex" xmlns:cx7="http://schemas.microsoft.com/office/drawing/2016/5/13/chartex" xmlns:cx8="http://schemas.microsoft.com/office/drawing/2016/5/14/chartex" xmlns:mc="http://schemas.openxmlformats.org/markup-compatibility/2006" xmlns:aink="http://schemas.microsoft.com/office/drawing/2016/ink" xmlns:am3d="http://schemas.microsoft.com/office/drawing/2017/model3d" xmlns:o="urn:schemas-microsoft-com:office:office" xmlns:oel="http://schemas.microsoft.com/office/2019/extlst" xmlns:r="http://schemas.openxmlformats.org/officeDocument/2006/relationships" xmlns:m="http://schemas.openxmlformats.org/officeDocument/2006/math" xmlns:v="urn:schemas-microsoft-com:vml" xmlns:wp14="http://schemas.microsoft.com/office/word/2010/wordprocessingDrawing" xmlns:wp="http://schemas.openxmlformats.org/drawingml/2006/wordprocessingDrawing" xmlns:w10="urn:schemas-microsoft-com:office:word" xmlns:w="http://schemas.openxmlformats.org/wordprocessingml/2006/main" xmlns:w14="http://schemas.microsoft.com/office/word/2010/wordml" xmlns:w15="http://schemas.microsoft.com/office/word/2012/wordml" xmlns:w16cex="http://schemas.microsoft.com/office/word/2018/wordml/cex" xmlns:w16cid="http://schemas.microsoft.com/office/word/2016/wordml/cid" xmlns:w16="http://schemas.microsoft.com/office/word/2018/wordml" xmlns:w16du="http://schemas.microsoft.com/office/word/2023/wordml/word16du" xmlns:w16sdtdh="http://schemas.microsoft.com/office/word/2020/wordml/sdtdatahash" xmlns:w16sdtfl="http://schemas.microsoft.com/office/word/2024/wordml/sdtformatlock" xmlns:w16se="http://schemas.microsoft.com/office/word/2015/wordml/symex" xmlns:wpg="http://schemas.microsoft.com/office/word/2010/wordprocessingGroup" xmlns:wpi="http://schemas.microsoft.com/office/word/2010/wordprocessingInk" xmlns:wne="http://schemas.microsoft.com/office/word/2006/wordml" xmlns:wps="http://schemas.microsoft.com/office/word/2010/wordprocessingShape" mc:Ignorable="w14 w15 w16se w16cid w16 w16cex w16sdtdh w16sdtfl w16du wp14">
   <w:body>
     <w:p>
-      <w:pPr>
+      <w:r/>
+      <w:fldSimple w:instr="TOC \o &quot;1-2&quot; \h \z \u"/>
+    </w:p>
+    <w:p>
+      <w:pPr>
+        <w:pStyle w:val="Ttulo"/>
+        <w:spacing w:after="240"/>
+        <w:jc w:val="left"/>
         <w:rPr>
           <w:b/>
           <w:bCs/>
@@ -35,6 +42,9 @@
     </w:p>
     <w:p>
       <w:pPr>
+        <w:pStyle w:val="Ttulo1"/>
+        <w:keepNext/>
+        <w:spacing w:before="240" w:after="120"/>
         <w:rPr>
           <w:b/>
           <w:bCs/>
@@ -275,6 +285,9 @@
     </w:p>
     <w:p>
       <w:pPr>
+        <w:pStyle w:val="Ttulo1"/>
+        <w:keepNext/>
+        <w:spacing w:before="240" w:after="120"/>
         <w:rPr>
           <w:b/>
           <w:bCs/>
@@ -290,6 +303,8 @@
     </w:p>
     <w:p>
       <w:pPr>
+        <w:pStyle w:val="Ttulo2"/>
+        <w:keepNext/>
         <w:rPr>
           <w:b/>
           <w:bCs/>
@@ -432,6 +447,8 @@
     </w:p>
     <w:p>
       <w:pPr>
+        <w:pStyle w:val="Ttulo2"/>
+        <w:keepNext/>
         <w:rPr>
           <w:b/>
           <w:bCs/>
@@ -446,6 +463,10 @@
       </w:r>
     </w:p>
     <w:p>
+      <w:pPr>
+        <w:pStyle w:val="Ttulo2"/>
+        <w:keepNext/>
+      </w:pPr>
       <w:r>
         <w:t>Sugestão:</w:t>
       </w:r>
@@ -474,6 +495,8 @@
     </w:p>
     <w:p>
       <w:pPr>
+        <w:pStyle w:val="Ttulo2"/>
+        <w:keepNext/>
         <w:rPr>
           <w:b/>
           <w:bCs/>
@@ -528,6 +551,9 @@
     </w:p>
     <w:p>
       <w:pPr>
+        <w:pStyle w:val="Ttulo1"/>
+        <w:keepNext/>
+        <w:spacing w:before="240" w:after="120"/>
         <w:rPr>
           <w:b/>
           <w:bCs/>
@@ -547,8 +573,15 @@
       </w:r>
     </w:p>
     <w:p>
-      <w:proofErr w:type="spellStart"/>
-      <w:r>
+      <w:pPr>
+        <w:ind w:left="227"/>
+      </w:pPr>
+      <w:proofErr w:type="spellStart"/>
+      <w:r>
+        <w:rPr>
+          <w:rFonts w:ascii="Consolas" w:hAnsi="Consolas"/>
+          <w:sz w:val="18"/>
+        </w:rPr>
         <w:t>Frontend</w:t>
       </w:r>
       <w:proofErr w:type="spellEnd"/>
@@ -559,7 +592,14 @@
       </w:r>
     </w:p>
     <w:p>
-      <w:r>
+      <w:pPr>
+        <w:ind w:left="227"/>
+      </w:pPr>
+      <w:r>
+        <w:rPr>
+          <w:rFonts w:ascii="Consolas" w:hAnsi="Consolas"/>
+          <w:sz w:val="18"/>
+        </w:rPr>
         <w:t>API REST</w:t>
       </w:r>
     </w:p>
@@ -569,7 +609,14 @@
       </w:r>
     </w:p>
     <w:p>
-      <w:r>
+      <w:pPr>
+        <w:ind w:left="227"/>
+      </w:pPr>
+      <w:r>
+        <w:rPr>
+          <w:rFonts w:ascii="Consolas" w:hAnsi="Consolas"/>
+          <w:sz w:val="18"/>
+        </w:rPr>
         <w:t>Node.js + Express</w:t>
       </w:r>
     </w:p>
@@ -579,7 +626,14 @@
       </w:r>
     </w:p>
     <w:p>
-      <w:r>
+      <w:pPr>
+        <w:ind w:left="227"/>
+      </w:pPr>
+      <w:r>
+        <w:rPr>
+          <w:rFonts w:ascii="Consolas" w:hAnsi="Consolas"/>
+          <w:sz w:val="18"/>
+        </w:rPr>
         <w:t>Middlewares</w:t>
       </w:r>
     </w:p>
@@ -589,8 +643,15 @@
       </w:r>
     </w:p>
     <w:p>
-      <w:proofErr w:type="spellStart"/>
-      <w:r>
+      <w:pPr>
+        <w:ind w:left="227"/>
+      </w:pPr>
+      <w:proofErr w:type="spellStart"/>
+      <w:r>
+        <w:rPr>
+          <w:rFonts w:ascii="Consolas" w:hAnsi="Consolas"/>
+          <w:sz w:val="18"/>
+        </w:rPr>
         <w:t>Controllers</w:t>
       </w:r>
       <w:proofErr w:type="spellEnd"/>
@@ -601,7 +662,14 @@
       </w:r>
     </w:p>
     <w:p>
-      <w:r>
+      <w:pPr>
+        <w:ind w:left="227"/>
+      </w:pPr>
+      <w:r>
+        <w:rPr>
+          <w:rFonts w:ascii="Consolas" w:hAnsi="Consolas"/>
+          <w:sz w:val="18"/>
+        </w:rPr>
         <w:t>Services</w:t>
       </w:r>
     </w:p>
@@ -611,13 +679,24 @@
       </w:r>
     </w:p>
     <w:p>
-      <w:proofErr w:type="spellStart"/>
-      <w:r>
+      <w:pPr>
+        <w:ind w:left="227"/>
+      </w:pPr>
+      <w:proofErr w:type="spellStart"/>
+      <w:r>
+        <w:rPr>
+          <w:rFonts w:ascii="Consolas" w:hAnsi="Consolas"/>
+          <w:sz w:val="18"/>
+        </w:rPr>
         <w:lastRenderedPageBreak/>
         <w:t>Repositories</w:t>
       </w:r>
       <w:proofErr w:type="spellEnd"/>
       <w:r>
+        <w:rPr>
+          <w:rFonts w:ascii="Consolas" w:hAnsi="Consolas"/>
+          <w:sz w:val="18"/>
+        </w:rPr>
         <w:t xml:space="preserve"> / Prisma</w:t>
       </w:r>
     </w:p>
@@ -627,12 +706,21 @@
       </w:r>
     </w:p>
     <w:p>
-      <w:r>
+      <w:pPr>
+        <w:ind w:left="227"/>
+      </w:pPr>
+      <w:r>
+        <w:rPr>
+          <w:rFonts w:ascii="Consolas" w:hAnsi="Consolas"/>
+          <w:sz w:val="18"/>
+        </w:rPr>
         <w:t>PostgreSQL</w:t>
       </w:r>
     </w:p>
     <w:p>
       <w:pPr>
+        <w:pStyle w:val="Ttulo2"/>
+        <w:keepNext/>
         <w:rPr>
           <w:b/>
           <w:bCs/>
@@ -699,10 +787,15 @@
       </w:r>
     </w:p>
     <w:p>
-      <w:r>
-        <w:rPr>
-          <w:b/>
-          <w:bCs/>
+      <w:pPr>
+        <w:ind w:left="227"/>
+      </w:pPr>
+      <w:r>
+        <w:rPr>
+          <w:rFonts w:ascii="Consolas" w:hAnsi="Consolas"/>
+          <w:b/>
+          <w:bCs/>
+          <w:sz w:val="18"/>
         </w:rPr>
         <w:t>Middlewares</w:t>
       </w:r>
@@ -771,11 +864,16 @@
       </w:r>
     </w:p>
     <w:p>
-      <w:proofErr w:type="spellStart"/>
-      <w:r>
-        <w:rPr>
-          <w:b/>
-          <w:bCs/>
+      <w:pPr>
+        <w:ind w:left="227"/>
+      </w:pPr>
+      <w:proofErr w:type="spellStart"/>
+      <w:r>
+        <w:rPr>
+          <w:rFonts w:ascii="Consolas" w:hAnsi="Consolas"/>
+          <w:b/>
+          <w:bCs/>
+          <w:sz w:val="18"/>
         </w:rPr>
         <w:t>Controllers</w:t>
       </w:r>
@@ -815,10 +913,15 @@
       </w:r>
     </w:p>
     <w:p>
-      <w:r>
-        <w:rPr>
-          <w:b/>
-          <w:bCs/>
+      <w:pPr>
+        <w:ind w:left="227"/>
+      </w:pPr>
+      <w:r>
+        <w:rPr>
+          <w:rFonts w:ascii="Consolas" w:hAnsi="Consolas"/>
+          <w:b/>
+          <w:bCs/>
+          <w:sz w:val="18"/>
         </w:rPr>
         <w:t>Services</w:t>
       </w:r>
@@ -932,6 +1035,9 @@
     </w:p>
     <w:p>
       <w:pPr>
+        <w:pStyle w:val="Ttulo1"/>
+        <w:keepNext/>
+        <w:spacing w:before="240" w:after="120"/>
         <w:rPr>
           <w:b/>
           <w:bCs/>
@@ -959,46 +1065,94 @@
       </w:r>
     </w:p>
     <w:p>
+      <w:pPr>
+        <w:pStyle w:val="Ttulo2"/>
+        <w:keepNext/>
+      </w:pPr>
       <w:r>
         <w:t>Exemplo:</w:t>
       </w:r>
     </w:p>
     <w:p>
-      <w:r>
+      <w:pPr>
+        <w:ind w:left="170"/>
+      </w:pPr>
+      <w:r>
+        <w:rPr>
+          <w:rFonts w:ascii="Consolas" w:hAnsi="Consolas"/>
+          <w:sz w:val="20"/>
+        </w:rPr>
         <w:t>/api/v1/</w:t>
       </w:r>
       <w:proofErr w:type="spellStart"/>
       <w:r>
+        <w:rPr>
+          <w:rFonts w:ascii="Consolas" w:hAnsi="Consolas"/>
+          <w:sz w:val="20"/>
+        </w:rPr>
         <w:t>users</w:t>
       </w:r>
       <w:proofErr w:type="spellEnd"/>
     </w:p>
     <w:p>
-      <w:r>
+      <w:pPr>
+        <w:ind w:left="170"/>
+      </w:pPr>
+      <w:r>
+        <w:rPr>
+          <w:rFonts w:ascii="Consolas" w:hAnsi="Consolas"/>
+          <w:sz w:val="20"/>
+        </w:rPr>
         <w:t>/api/v1/</w:t>
       </w:r>
       <w:proofErr w:type="spellStart"/>
       <w:r>
+        <w:rPr>
+          <w:rFonts w:ascii="Consolas" w:hAnsi="Consolas"/>
+          <w:sz w:val="20"/>
+        </w:rPr>
         <w:t>workouts</w:t>
       </w:r>
       <w:proofErr w:type="spellEnd"/>
     </w:p>
     <w:p>
-      <w:r>
+      <w:pPr>
+        <w:ind w:left="170"/>
+      </w:pPr>
+      <w:r>
+        <w:rPr>
+          <w:rFonts w:ascii="Consolas" w:hAnsi="Consolas"/>
+          <w:sz w:val="20"/>
+        </w:rPr>
         <w:t>/api/v1/</w:t>
       </w:r>
       <w:proofErr w:type="spellStart"/>
       <w:r>
+        <w:rPr>
+          <w:rFonts w:ascii="Consolas" w:hAnsi="Consolas"/>
+          <w:sz w:val="20"/>
+        </w:rPr>
         <w:t>contracts</w:t>
       </w:r>
       <w:proofErr w:type="spellEnd"/>
     </w:p>
     <w:p>
-      <w:r>
+      <w:pPr>
+        <w:ind w:left="170"/>
+      </w:pPr>
+      <w:r>
+        <w:rPr>
+          <w:rFonts w:ascii="Consolas" w:hAnsi="Consolas"/>
+          <w:sz w:val="20"/>
+        </w:rPr>
         <w:t>/api/v1/</w:t>
       </w:r>
       <w:proofErr w:type="spellStart"/>
       <w:r>
+        <w:rPr>
+          <w:rFonts w:ascii="Consolas" w:hAnsi="Consolas"/>
+          <w:sz w:val="20"/>
+        </w:rPr>
         <w:t>payments</w:t>
       </w:r>
       <w:proofErr w:type="spellEnd"/>
@@ -1017,26 +1171,52 @@
       </w:r>
     </w:p>
     <w:p>
+      <w:pPr>
+        <w:pStyle w:val="Ttulo2"/>
+        <w:keepNext/>
+      </w:pPr>
       <w:r>
         <w:t>Exemplo:</w:t>
       </w:r>
     </w:p>
     <w:p>
-      <w:r>
+      <w:pPr>
+        <w:ind w:left="170"/>
+      </w:pPr>
+      <w:r>
+        <w:rPr>
+          <w:rFonts w:ascii="Consolas" w:hAnsi="Consolas"/>
+          <w:sz w:val="20"/>
+        </w:rPr>
         <w:t>/api/v1/</w:t>
       </w:r>
       <w:proofErr w:type="spellStart"/>
       <w:r>
+        <w:rPr>
+          <w:rFonts w:ascii="Consolas" w:hAnsi="Consolas"/>
+          <w:sz w:val="20"/>
+        </w:rPr>
         <w:t>users</w:t>
       </w:r>
       <w:proofErr w:type="spellEnd"/>
     </w:p>
     <w:p>
-      <w:r>
+      <w:pPr>
+        <w:ind w:left="170"/>
+      </w:pPr>
+      <w:r>
+        <w:rPr>
+          <w:rFonts w:ascii="Consolas" w:hAnsi="Consolas"/>
+          <w:sz w:val="20"/>
+        </w:rPr>
         <w:t>/api/v2/</w:t>
       </w:r>
       <w:proofErr w:type="spellStart"/>
       <w:r>
+        <w:rPr>
+          <w:rFonts w:ascii="Consolas" w:hAnsi="Consolas"/>
+          <w:sz w:val="20"/>
+        </w:rPr>
         <w:t>users</w:t>
       </w:r>
       <w:proofErr w:type="spellEnd"/>
@@ -1050,6 +1230,9 @@
     </w:p>
     <w:p>
       <w:pPr>
+        <w:pStyle w:val="Ttulo1"/>
+        <w:keepNext/>
+        <w:spacing w:before="240" w:after="120"/>
         <w:rPr>
           <w:b/>
           <w:bCs/>
@@ -1070,6 +1253,8 @@
     </w:p>
     <w:p>
       <w:pPr>
+        <w:pStyle w:val="Ttulo2"/>
+        <w:keepNext/>
         <w:rPr>
           <w:b/>
           <w:bCs/>
@@ -1173,6 +1358,8 @@
     </w:p>
     <w:p>
       <w:pPr>
+        <w:pStyle w:val="Ttulo2"/>
+        <w:keepNext/>
         <w:rPr>
           <w:b/>
           <w:bCs/>
@@ -1299,6 +1486,8 @@
     </w:p>
     <w:p>
       <w:pPr>
+        <w:pStyle w:val="Ttulo2"/>
+        <w:keepNext/>
         <w:rPr>
           <w:b/>
           <w:bCs/>
@@ -1314,16 +1503,25 @@
     </w:p>
     <w:p>
       <w:r>
+        <w:rPr>
+          <w:b/>
+        </w:rPr>
         <w:t>MEMBRO</w:t>
       </w:r>
     </w:p>
     <w:p>
       <w:r>
+        <w:rPr>
+          <w:b/>
+        </w:rPr>
         <w:t>PROFISSIONAL</w:t>
       </w:r>
     </w:p>
     <w:p>
       <w:r>
+        <w:rPr>
+          <w:b/>
+        </w:rPr>
         <w:t>ADMIN</w:t>
       </w:r>
     </w:p>
@@ -1336,6 +1534,9 @@
     </w:p>
     <w:p>
       <w:pPr>
+        <w:pStyle w:val="Ttulo1"/>
+        <w:keepNext/>
+        <w:spacing w:before="240" w:after="120"/>
         <w:rPr>
           <w:b/>
           <w:bCs/>
@@ -1706,6 +1907,9 @@
     </w:p>
     <w:p>
       <w:pPr>
+        <w:pStyle w:val="Ttulo1"/>
+        <w:keepNext/>
+        <w:spacing w:before="240" w:after="120"/>
         <w:rPr>
           <w:b/>
           <w:bCs/>
@@ -1726,6 +1930,8 @@
     </w:p>
     <w:p>
       <w:pPr>
+        <w:pStyle w:val="Ttulo2"/>
+        <w:keepNext/>
         <w:rPr>
           <w:b/>
           <w:bCs/>
@@ -1852,6 +2058,8 @@
     </w:p>
     <w:p>
       <w:pPr>
+        <w:pStyle w:val="Ttulo2"/>
+        <w:keepNext/>
         <w:rPr>
           <w:b/>
           <w:bCs/>
@@ -1868,86 +2076,177 @@
       <w:proofErr w:type="spellEnd"/>
     </w:p>
     <w:p>
-      <w:r>
+      <w:pPr>
+        <w:ind w:left="170"/>
+      </w:pPr>
+      <w:r>
+        <w:rPr>
+          <w:rFonts w:ascii="Consolas" w:hAnsi="Consolas"/>
+          <w:sz w:val="20"/>
+        </w:rPr>
         <w:t>GET    /api/v1/</w:t>
       </w:r>
       <w:proofErr w:type="spellStart"/>
       <w:r>
+        <w:rPr>
+          <w:rFonts w:ascii="Consolas" w:hAnsi="Consolas"/>
+          <w:sz w:val="20"/>
+        </w:rPr>
         <w:t>users</w:t>
       </w:r>
       <w:proofErr w:type="spellEnd"/>
       <w:r>
+        <w:rPr>
+          <w:rFonts w:ascii="Consolas" w:hAnsi="Consolas"/>
+          <w:sz w:val="20"/>
+        </w:rPr>
         <w:t>/me</w:t>
       </w:r>
     </w:p>
     <w:p>
-      <w:r>
+      <w:pPr>
+        <w:ind w:left="170"/>
+      </w:pPr>
+      <w:r>
+        <w:rPr>
+          <w:rFonts w:ascii="Consolas" w:hAnsi="Consolas"/>
+          <w:sz w:val="20"/>
+        </w:rPr>
         <w:t>PUT    /api/v1/</w:t>
       </w:r>
       <w:proofErr w:type="spellStart"/>
       <w:r>
+        <w:rPr>
+          <w:rFonts w:ascii="Consolas" w:hAnsi="Consolas"/>
+          <w:sz w:val="20"/>
+        </w:rPr>
         <w:t>users</w:t>
       </w:r>
       <w:proofErr w:type="spellEnd"/>
       <w:r>
+        <w:rPr>
+          <w:rFonts w:ascii="Consolas" w:hAnsi="Consolas"/>
+          <w:sz w:val="20"/>
+        </w:rPr>
         <w:t>/me</w:t>
       </w:r>
     </w:p>
     <w:p>
-      <w:r>
+      <w:pPr>
+        <w:ind w:left="170"/>
+      </w:pPr>
+      <w:r>
+        <w:rPr>
+          <w:rFonts w:ascii="Consolas" w:hAnsi="Consolas"/>
+          <w:sz w:val="20"/>
+        </w:rPr>
         <w:t>PUT    /api/v1/</w:t>
       </w:r>
       <w:proofErr w:type="spellStart"/>
       <w:r>
+        <w:rPr>
+          <w:rFonts w:ascii="Consolas" w:hAnsi="Consolas"/>
+          <w:sz w:val="20"/>
+        </w:rPr>
         <w:t>users</w:t>
       </w:r>
       <w:proofErr w:type="spellEnd"/>
       <w:r>
+        <w:rPr>
+          <w:rFonts w:ascii="Consolas" w:hAnsi="Consolas"/>
+          <w:sz w:val="20"/>
+        </w:rPr>
         <w:t>/me/</w:t>
       </w:r>
       <w:proofErr w:type="spellStart"/>
       <w:r>
+        <w:rPr>
+          <w:rFonts w:ascii="Consolas" w:hAnsi="Consolas"/>
+          <w:sz w:val="20"/>
+        </w:rPr>
         <w:t>password</w:t>
       </w:r>
       <w:proofErr w:type="spellEnd"/>
     </w:p>
     <w:p>
-      <w:r>
+      <w:pPr>
+        <w:ind w:left="170"/>
+      </w:pPr>
+      <w:r>
+        <w:rPr>
+          <w:rFonts w:ascii="Consolas" w:hAnsi="Consolas"/>
+          <w:sz w:val="20"/>
+        </w:rPr>
         <w:t>PUT    /api/v1/</w:t>
       </w:r>
       <w:proofErr w:type="spellStart"/>
       <w:r>
+        <w:rPr>
+          <w:rFonts w:ascii="Consolas" w:hAnsi="Consolas"/>
+          <w:sz w:val="20"/>
+        </w:rPr>
         <w:t>users</w:t>
       </w:r>
       <w:proofErr w:type="spellEnd"/>
       <w:r>
+        <w:rPr>
+          <w:rFonts w:ascii="Consolas" w:hAnsi="Consolas"/>
+          <w:sz w:val="20"/>
+        </w:rPr>
         <w:t>/me/</w:t>
       </w:r>
       <w:proofErr w:type="spellStart"/>
       <w:r>
+        <w:rPr>
+          <w:rFonts w:ascii="Consolas" w:hAnsi="Consolas"/>
+          <w:sz w:val="20"/>
+        </w:rPr>
         <w:t>photo</w:t>
       </w:r>
       <w:proofErr w:type="spellEnd"/>
     </w:p>
     <w:p>
+      <w:pPr>
+        <w:ind w:left="170"/>
+      </w:pPr>
       <w:proofErr w:type="gramStart"/>
       <w:r>
+        <w:rPr>
+          <w:rFonts w:ascii="Consolas" w:hAnsi="Consolas"/>
+          <w:sz w:val="20"/>
+        </w:rPr>
         <w:t>PATCH  /</w:t>
       </w:r>
       <w:proofErr w:type="gramEnd"/>
       <w:r>
+        <w:rPr>
+          <w:rFonts w:ascii="Consolas" w:hAnsi="Consolas"/>
+          <w:sz w:val="20"/>
+        </w:rPr>
         <w:t>api/v1/</w:t>
       </w:r>
       <w:proofErr w:type="spellStart"/>
       <w:r>
+        <w:rPr>
+          <w:rFonts w:ascii="Consolas" w:hAnsi="Consolas"/>
+          <w:sz w:val="20"/>
+        </w:rPr>
         <w:t>users</w:t>
       </w:r>
       <w:proofErr w:type="spellEnd"/>
       <w:r>
+        <w:rPr>
+          <w:rFonts w:ascii="Consolas" w:hAnsi="Consolas"/>
+          <w:sz w:val="20"/>
+        </w:rPr>
         <w:t>/me/</w:t>
       </w:r>
       <w:proofErr w:type="spellStart"/>
       <w:r>
+        <w:rPr>
+          <w:rFonts w:ascii="Consolas" w:hAnsi="Consolas"/>
+          <w:sz w:val="20"/>
+        </w:rPr>
         <w:t>private</w:t>
       </w:r>
       <w:proofErr w:type="spellEnd"/>
@@ -1961,6 +2260,9 @@
     </w:p>
     <w:p>
       <w:pPr>
+        <w:pStyle w:val="Ttulo1"/>
+        <w:keepNext/>
+        <w:spacing w:before="240" w:after="120"/>
         <w:rPr>
           <w:b/>
           <w:bCs/>
@@ -1981,6 +2283,8 @@
     </w:p>
     <w:p>
       <w:pPr>
+        <w:pStyle w:val="Ttulo2"/>
+        <w:keepNext/>
         <w:rPr>
           <w:b/>
           <w:bCs/>
@@ -2073,6 +2377,8 @@
     </w:p>
     <w:p>
       <w:pPr>
+        <w:pStyle w:val="Ttulo2"/>
+        <w:keepNext/>
         <w:rPr>
           <w:b/>
           <w:bCs/>
@@ -2143,6 +2449,8 @@
     </w:p>
     <w:p>
       <w:pPr>
+        <w:pStyle w:val="Ttulo2"/>
+        <w:keepNext/>
         <w:rPr>
           <w:b/>
           <w:bCs/>
@@ -2159,71 +2467,146 @@
       <w:proofErr w:type="spellEnd"/>
     </w:p>
     <w:p>
-      <w:r>
+      <w:pPr>
+        <w:ind w:left="170"/>
+      </w:pPr>
+      <w:r>
+        <w:rPr>
+          <w:rFonts w:ascii="Consolas" w:hAnsi="Consolas"/>
+          <w:sz w:val="20"/>
+        </w:rPr>
         <w:t>GET    /api/v1/</w:t>
       </w:r>
       <w:proofErr w:type="spellStart"/>
       <w:r>
+        <w:rPr>
+          <w:rFonts w:ascii="Consolas" w:hAnsi="Consolas"/>
+          <w:sz w:val="20"/>
+        </w:rPr>
         <w:t>locations</w:t>
       </w:r>
       <w:proofErr w:type="spellEnd"/>
     </w:p>
     <w:p>
-      <w:r>
+      <w:pPr>
+        <w:ind w:left="170"/>
+      </w:pPr>
+      <w:r>
+        <w:rPr>
+          <w:rFonts w:ascii="Consolas" w:hAnsi="Consolas"/>
+          <w:sz w:val="20"/>
+        </w:rPr>
         <w:lastRenderedPageBreak/>
         <w:t>POST   /api/v1/</w:t>
       </w:r>
       <w:proofErr w:type="spellStart"/>
       <w:r>
+        <w:rPr>
+          <w:rFonts w:ascii="Consolas" w:hAnsi="Consolas"/>
+          <w:sz w:val="20"/>
+        </w:rPr>
         <w:t>locations</w:t>
       </w:r>
       <w:proofErr w:type="spellEnd"/>
     </w:p>
     <w:p>
-      <w:r>
+      <w:pPr>
+        <w:ind w:left="170"/>
+      </w:pPr>
+      <w:r>
+        <w:rPr>
+          <w:rFonts w:ascii="Consolas" w:hAnsi="Consolas"/>
+          <w:sz w:val="20"/>
+        </w:rPr>
         <w:t>GET    /api/v1/</w:t>
       </w:r>
       <w:proofErr w:type="spellStart"/>
       <w:r>
+        <w:rPr>
+          <w:rFonts w:ascii="Consolas" w:hAnsi="Consolas"/>
+          <w:sz w:val="20"/>
+        </w:rPr>
         <w:t>locations</w:t>
       </w:r>
       <w:proofErr w:type="spellEnd"/>
       <w:r>
+        <w:rPr>
+          <w:rFonts w:ascii="Consolas" w:hAnsi="Consolas"/>
+          <w:sz w:val="20"/>
+        </w:rPr>
         <w:t>/:id</w:t>
       </w:r>
     </w:p>
     <w:p>
-      <w:r>
+      <w:pPr>
+        <w:ind w:left="170"/>
+      </w:pPr>
+      <w:r>
+        <w:rPr>
+          <w:rFonts w:ascii="Consolas" w:hAnsi="Consolas"/>
+          <w:sz w:val="20"/>
+        </w:rPr>
         <w:t>PUT    /api/v1/</w:t>
       </w:r>
       <w:proofErr w:type="spellStart"/>
       <w:r>
+        <w:rPr>
+          <w:rFonts w:ascii="Consolas" w:hAnsi="Consolas"/>
+          <w:sz w:val="20"/>
+        </w:rPr>
         <w:t>locations</w:t>
       </w:r>
       <w:proofErr w:type="spellEnd"/>
       <w:r>
+        <w:rPr>
+          <w:rFonts w:ascii="Consolas" w:hAnsi="Consolas"/>
+          <w:sz w:val="20"/>
+        </w:rPr>
         <w:t>/:id</w:t>
       </w:r>
     </w:p>
     <w:p>
+      <w:pPr>
+        <w:ind w:left="170"/>
+      </w:pPr>
       <w:proofErr w:type="gramStart"/>
       <w:r>
+        <w:rPr>
+          <w:rFonts w:ascii="Consolas" w:hAnsi="Consolas"/>
+          <w:sz w:val="20"/>
+        </w:rPr>
         <w:t>PATCH  /</w:t>
       </w:r>
       <w:proofErr w:type="gramEnd"/>
       <w:r>
+        <w:rPr>
+          <w:rFonts w:ascii="Consolas" w:hAnsi="Consolas"/>
+          <w:sz w:val="20"/>
+        </w:rPr>
         <w:t>api/v1/</w:t>
       </w:r>
       <w:proofErr w:type="spellStart"/>
       <w:r>
+        <w:rPr>
+          <w:rFonts w:ascii="Consolas" w:hAnsi="Consolas"/>
+          <w:sz w:val="20"/>
+        </w:rPr>
         <w:t>locations</w:t>
       </w:r>
       <w:proofErr w:type="spellEnd"/>
       <w:r>
+        <w:rPr>
+          <w:rFonts w:ascii="Consolas" w:hAnsi="Consolas"/>
+          <w:sz w:val="20"/>
+        </w:rPr>
         <w:t>/:id/</w:t>
       </w:r>
       <w:proofErr w:type="spellStart"/>
       <w:r>
+        <w:rPr>
+          <w:rFonts w:ascii="Consolas" w:hAnsi="Consolas"/>
+          <w:sz w:val="20"/>
+        </w:rPr>
         <w:t>select</w:t>
       </w:r>
       <w:proofErr w:type="spellEnd"/>
@@ -2237,6 +2620,9 @@
     </w:p>
     <w:p>
       <w:pPr>
+        <w:pStyle w:val="Ttulo1"/>
+        <w:keepNext/>
+        <w:spacing w:before="240" w:after="120"/>
         <w:rPr>
           <w:b/>
           <w:bCs/>
@@ -2372,6 +2758,8 @@
     </w:p>
     <w:p>
       <w:pPr>
+        <w:pStyle w:val="Ttulo2"/>
+        <w:keepNext/>
         <w:rPr>
           <w:b/>
           <w:bCs/>
@@ -2486,6 +2874,8 @@
     </w:p>
     <w:p>
       <w:pPr>
+        <w:pStyle w:val="Ttulo2"/>
+        <w:keepNext/>
         <w:rPr>
           <w:b/>
           <w:bCs/>
@@ -2503,73 +2893,152 @@
       <w:proofErr w:type="spellEnd"/>
     </w:p>
     <w:p>
-      <w:r>
+      <w:pPr>
+        <w:ind w:left="170"/>
+      </w:pPr>
+      <w:r>
+        <w:rPr>
+          <w:rFonts w:ascii="Consolas" w:hAnsi="Consolas"/>
+          <w:sz w:val="20"/>
+        </w:rPr>
         <w:t>GET    /api/v1/</w:t>
       </w:r>
       <w:proofErr w:type="spellStart"/>
       <w:r>
+        <w:rPr>
+          <w:rFonts w:ascii="Consolas" w:hAnsi="Consolas"/>
+          <w:sz w:val="20"/>
+        </w:rPr>
         <w:t>workouts</w:t>
       </w:r>
       <w:proofErr w:type="spellEnd"/>
     </w:p>
     <w:p>
-      <w:r>
+      <w:pPr>
+        <w:ind w:left="170"/>
+      </w:pPr>
+      <w:r>
+        <w:rPr>
+          <w:rFonts w:ascii="Consolas" w:hAnsi="Consolas"/>
+          <w:sz w:val="20"/>
+        </w:rPr>
         <w:t>GET    /api/v1/</w:t>
       </w:r>
       <w:proofErr w:type="spellStart"/>
       <w:r>
+        <w:rPr>
+          <w:rFonts w:ascii="Consolas" w:hAnsi="Consolas"/>
+          <w:sz w:val="20"/>
+        </w:rPr>
         <w:t>workouts</w:t>
       </w:r>
       <w:proofErr w:type="spellEnd"/>
       <w:r>
+        <w:rPr>
+          <w:rFonts w:ascii="Consolas" w:hAnsi="Consolas"/>
+          <w:sz w:val="20"/>
+        </w:rPr>
         <w:t>/:id</w:t>
       </w:r>
     </w:p>
     <w:p>
-      <w:r>
+      <w:pPr>
+        <w:ind w:left="170"/>
+      </w:pPr>
+      <w:r>
+        <w:rPr>
+          <w:rFonts w:ascii="Consolas" w:hAnsi="Consolas"/>
+          <w:sz w:val="20"/>
+        </w:rPr>
         <w:t>POST   /api/v1/</w:t>
       </w:r>
       <w:proofErr w:type="spellStart"/>
       <w:r>
+        <w:rPr>
+          <w:rFonts w:ascii="Consolas" w:hAnsi="Consolas"/>
+          <w:sz w:val="20"/>
+        </w:rPr>
         <w:t>workouts</w:t>
       </w:r>
       <w:proofErr w:type="spellEnd"/>
       <w:r>
+        <w:rPr>
+          <w:rFonts w:ascii="Consolas" w:hAnsi="Consolas"/>
+          <w:sz w:val="20"/>
+        </w:rPr>
         <w:t>/:id/start</w:t>
       </w:r>
     </w:p>
     <w:p>
-      <w:r>
+      <w:pPr>
+        <w:ind w:left="170"/>
+      </w:pPr>
+      <w:r>
+        <w:rPr>
+          <w:rFonts w:ascii="Consolas" w:hAnsi="Consolas"/>
+          <w:sz w:val="20"/>
+        </w:rPr>
         <w:t>POST   /api/v1/</w:t>
       </w:r>
       <w:proofErr w:type="spellStart"/>
       <w:r>
+        <w:rPr>
+          <w:rFonts w:ascii="Consolas" w:hAnsi="Consolas"/>
+          <w:sz w:val="20"/>
+        </w:rPr>
         <w:t>workouts</w:t>
       </w:r>
       <w:proofErr w:type="spellEnd"/>
       <w:r>
+        <w:rPr>
+          <w:rFonts w:ascii="Consolas" w:hAnsi="Consolas"/>
+          <w:sz w:val="20"/>
+        </w:rPr>
         <w:t>/:id/</w:t>
       </w:r>
       <w:proofErr w:type="spellStart"/>
       <w:r>
+        <w:rPr>
+          <w:rFonts w:ascii="Consolas" w:hAnsi="Consolas"/>
+          <w:sz w:val="20"/>
+        </w:rPr>
         <w:t>finish</w:t>
       </w:r>
       <w:proofErr w:type="spellEnd"/>
     </w:p>
     <w:p>
-      <w:r>
+      <w:pPr>
+        <w:ind w:left="170"/>
+      </w:pPr>
+      <w:r>
+        <w:rPr>
+          <w:rFonts w:ascii="Consolas" w:hAnsi="Consolas"/>
+          <w:sz w:val="20"/>
+        </w:rPr>
         <w:t>GET    /api/v1/</w:t>
       </w:r>
       <w:proofErr w:type="spellStart"/>
       <w:r>
+        <w:rPr>
+          <w:rFonts w:ascii="Consolas" w:hAnsi="Consolas"/>
+          <w:sz w:val="20"/>
+        </w:rPr>
         <w:t>users</w:t>
       </w:r>
       <w:proofErr w:type="spellEnd"/>
       <w:r>
+        <w:rPr>
+          <w:rFonts w:ascii="Consolas" w:hAnsi="Consolas"/>
+          <w:sz w:val="20"/>
+        </w:rPr>
         <w:t>/me/</w:t>
       </w:r>
       <w:proofErr w:type="spellStart"/>
       <w:r>
+        <w:rPr>
+          <w:rFonts w:ascii="Consolas" w:hAnsi="Consolas"/>
+          <w:sz w:val="20"/>
+        </w:rPr>
         <w:t>workouts</w:t>
       </w:r>
       <w:proofErr w:type="spellEnd"/>
@@ -2583,6 +3052,9 @@
     </w:p>
     <w:p>
       <w:pPr>
+        <w:pStyle w:val="Ttulo1"/>
+        <w:keepNext/>
+        <w:spacing w:before="240" w:after="120"/>
         <w:rPr>
           <w:b/>
           <w:bCs/>
@@ -2760,6 +3232,9 @@
     </w:p>
     <w:p>
       <w:pPr>
+        <w:pStyle w:val="Ttulo1"/>
+        <w:keepNext/>
+        <w:spacing w:before="240" w:after="120"/>
         <w:rPr>
           <w:b/>
           <w:bCs/>
@@ -2788,6 +3263,8 @@
     </w:p>
     <w:p>
       <w:pPr>
+        <w:pStyle w:val="Ttulo2"/>
+        <w:keepNext/>
         <w:rPr>
           <w:b/>
           <w:bCs/>
@@ -2880,6 +3357,10 @@
       </w:r>
     </w:p>
     <w:p>
+      <w:pPr>
+        <w:pStyle w:val="Ttulo2"/>
+        <w:keepNext/>
+      </w:pPr>
       <w:r>
         <w:t>Exemplo:</w:t>
       </w:r>
@@ -2921,6 +3402,9 @@
     </w:p>
     <w:p>
       <w:pPr>
+        <w:pStyle w:val="Ttulo1"/>
+        <w:keepNext/>
+        <w:spacing w:before="240" w:after="120"/>
         <w:rPr>
           <w:b/>
           <w:bCs/>
@@ -2941,6 +3425,8 @@
     </w:p>
     <w:p>
       <w:pPr>
+        <w:pStyle w:val="Ttulo2"/>
+        <w:keepNext/>
         <w:rPr>
           <w:b/>
           <w:bCs/>
@@ -3044,6 +3530,8 @@
     </w:p>
     <w:p>
       <w:pPr>
+        <w:pStyle w:val="Ttulo2"/>
+        <w:keepNext/>
         <w:rPr>
           <w:b/>
           <w:bCs/>
@@ -3115,6 +3603,8 @@
     </w:p>
     <w:p>
       <w:pPr>
+        <w:pStyle w:val="Ttulo2"/>
+        <w:keepNext/>
         <w:rPr>
           <w:b/>
           <w:bCs/>
@@ -3196,6 +3686,8 @@
     </w:p>
     <w:p>
       <w:pPr>
+        <w:pStyle w:val="Ttulo2"/>
+        <w:keepNext/>
         <w:rPr>
           <w:b/>
           <w:bCs/>
@@ -3212,68 +3704,143 @@
       <w:proofErr w:type="spellEnd"/>
     </w:p>
     <w:p>
-      <w:r>
+      <w:pPr>
+        <w:ind w:left="170"/>
+      </w:pPr>
+      <w:r>
+        <w:rPr>
+          <w:rFonts w:ascii="Consolas" w:hAnsi="Consolas"/>
+          <w:sz w:val="20"/>
+        </w:rPr>
         <w:t>GET    /api/v1/</w:t>
       </w:r>
       <w:proofErr w:type="spellStart"/>
       <w:r>
+        <w:rPr>
+          <w:rFonts w:ascii="Consolas" w:hAnsi="Consolas"/>
+          <w:sz w:val="20"/>
+        </w:rPr>
         <w:t>rewards</w:t>
       </w:r>
       <w:proofErr w:type="spellEnd"/>
     </w:p>
     <w:p>
-      <w:r>
+      <w:pPr>
+        <w:ind w:left="170"/>
+      </w:pPr>
+      <w:r>
+        <w:rPr>
+          <w:rFonts w:ascii="Consolas" w:hAnsi="Consolas"/>
+          <w:sz w:val="20"/>
+        </w:rPr>
         <w:t>GET    /api/v1/</w:t>
       </w:r>
       <w:proofErr w:type="spellStart"/>
       <w:r>
+        <w:rPr>
+          <w:rFonts w:ascii="Consolas" w:hAnsi="Consolas"/>
+          <w:sz w:val="20"/>
+        </w:rPr>
         <w:t>rewards</w:t>
       </w:r>
       <w:proofErr w:type="spellEnd"/>
       <w:r>
+        <w:rPr>
+          <w:rFonts w:ascii="Consolas" w:hAnsi="Consolas"/>
+          <w:sz w:val="20"/>
+        </w:rPr>
         <w:t>/:id</w:t>
       </w:r>
     </w:p>
     <w:p>
-      <w:r>
+      <w:pPr>
+        <w:ind w:left="170"/>
+      </w:pPr>
+      <w:r>
+        <w:rPr>
+          <w:rFonts w:ascii="Consolas" w:hAnsi="Consolas"/>
+          <w:sz w:val="20"/>
+        </w:rPr>
         <w:t>GET    /api/v1/</w:t>
       </w:r>
       <w:proofErr w:type="spellStart"/>
       <w:r>
+        <w:rPr>
+          <w:rFonts w:ascii="Consolas" w:hAnsi="Consolas"/>
+          <w:sz w:val="20"/>
+        </w:rPr>
         <w:t>users</w:t>
       </w:r>
       <w:proofErr w:type="spellEnd"/>
       <w:r>
+        <w:rPr>
+          <w:rFonts w:ascii="Consolas" w:hAnsi="Consolas"/>
+          <w:sz w:val="20"/>
+        </w:rPr>
         <w:t>/me/points</w:t>
       </w:r>
     </w:p>
     <w:p>
-      <w:r>
+      <w:pPr>
+        <w:ind w:left="170"/>
+      </w:pPr>
+      <w:r>
+        <w:rPr>
+          <w:rFonts w:ascii="Consolas" w:hAnsi="Consolas"/>
+          <w:sz w:val="20"/>
+        </w:rPr>
         <w:t>POST   /api/v1/</w:t>
       </w:r>
       <w:proofErr w:type="spellStart"/>
       <w:r>
+        <w:rPr>
+          <w:rFonts w:ascii="Consolas" w:hAnsi="Consolas"/>
+          <w:sz w:val="20"/>
+        </w:rPr>
         <w:t>rewards</w:t>
       </w:r>
       <w:proofErr w:type="spellEnd"/>
       <w:r>
+        <w:rPr>
+          <w:rFonts w:ascii="Consolas" w:hAnsi="Consolas"/>
+          <w:sz w:val="20"/>
+        </w:rPr>
         <w:t>/:id/redeem</w:t>
       </w:r>
     </w:p>
     <w:p>
-      <w:r>
+      <w:pPr>
+        <w:ind w:left="170"/>
+      </w:pPr>
+      <w:r>
+        <w:rPr>
+          <w:rFonts w:ascii="Consolas" w:hAnsi="Consolas"/>
+          <w:sz w:val="20"/>
+        </w:rPr>
         <w:t>GET    /api/v1/</w:t>
       </w:r>
       <w:proofErr w:type="spellStart"/>
       <w:r>
+        <w:rPr>
+          <w:rFonts w:ascii="Consolas" w:hAnsi="Consolas"/>
+          <w:sz w:val="20"/>
+        </w:rPr>
         <w:t>users</w:t>
       </w:r>
       <w:proofErr w:type="spellEnd"/>
       <w:r>
+        <w:rPr>
+          <w:rFonts w:ascii="Consolas" w:hAnsi="Consolas"/>
+          <w:sz w:val="20"/>
+        </w:rPr>
         <w:t>/me/</w:t>
       </w:r>
       <w:proofErr w:type="spellStart"/>
       <w:r>
+        <w:rPr>
+          <w:rFonts w:ascii="Consolas" w:hAnsi="Consolas"/>
+          <w:sz w:val="20"/>
+        </w:rPr>
         <w:t>redemptions</w:t>
       </w:r>
       <w:proofErr w:type="spellEnd"/>
@@ -3287,6 +3854,9 @@
     </w:p>
     <w:p>
       <w:pPr>
+        <w:pStyle w:val="Ttulo1"/>
+        <w:keepNext/>
+        <w:spacing w:before="240" w:after="120"/>
         <w:rPr>
           <w:b/>
           <w:bCs/>
@@ -3307,6 +3877,8 @@
     </w:p>
     <w:p>
       <w:pPr>
+        <w:pStyle w:val="Ttulo2"/>
+        <w:keepNext/>
         <w:rPr>
           <w:b/>
           <w:bCs/>
@@ -3444,6 +4016,8 @@
     </w:p>
     <w:p>
       <w:pPr>
+        <w:pStyle w:val="Ttulo2"/>
+        <w:keepNext/>
         <w:rPr>
           <w:b/>
           <w:bCs/>
@@ -3459,21 +4033,32 @@
     </w:p>
     <w:p>
       <w:r>
+        <w:rPr>
+          <w:b/>
+        </w:rPr>
         <w:t>ATIVO</w:t>
       </w:r>
     </w:p>
     <w:p>
       <w:r>
+        <w:rPr>
+          <w:b/>
+        </w:rPr>
         <w:t>PENDENTE</w:t>
       </w:r>
     </w:p>
     <w:p>
       <w:r>
+        <w:rPr>
+          <w:b/>
+        </w:rPr>
         <w:t>FINALIZADO</w:t>
       </w:r>
     </w:p>
     <w:p>
       <w:pPr>
+        <w:pStyle w:val="Ttulo2"/>
+        <w:keepNext/>
         <w:rPr>
           <w:b/>
           <w:bCs/>
@@ -3577,6 +4162,8 @@
     </w:p>
     <w:p>
       <w:pPr>
+        <w:pStyle w:val="Ttulo2"/>
+        <w:keepNext/>
         <w:rPr>
           <w:b/>
           <w:bCs/>
@@ -3593,66 +4180,137 @@
       <w:proofErr w:type="spellEnd"/>
     </w:p>
     <w:p>
-      <w:r>
+      <w:pPr>
+        <w:ind w:left="170"/>
+      </w:pPr>
+      <w:r>
+        <w:rPr>
+          <w:rFonts w:ascii="Consolas" w:hAnsi="Consolas"/>
+          <w:sz w:val="20"/>
+        </w:rPr>
         <w:t>GET    /api/v1/</w:t>
       </w:r>
       <w:proofErr w:type="spellStart"/>
       <w:r>
+        <w:rPr>
+          <w:rFonts w:ascii="Consolas" w:hAnsi="Consolas"/>
+          <w:sz w:val="20"/>
+        </w:rPr>
         <w:t>contracts</w:t>
       </w:r>
       <w:proofErr w:type="spellEnd"/>
     </w:p>
     <w:p>
-      <w:r>
+      <w:pPr>
+        <w:ind w:left="170"/>
+      </w:pPr>
+      <w:r>
+        <w:rPr>
+          <w:rFonts w:ascii="Consolas" w:hAnsi="Consolas"/>
+          <w:sz w:val="20"/>
+        </w:rPr>
         <w:t>POST   /api/v1/</w:t>
       </w:r>
       <w:proofErr w:type="spellStart"/>
       <w:r>
+        <w:rPr>
+          <w:rFonts w:ascii="Consolas" w:hAnsi="Consolas"/>
+          <w:sz w:val="20"/>
+        </w:rPr>
         <w:t>contracts</w:t>
       </w:r>
       <w:proofErr w:type="spellEnd"/>
     </w:p>
     <w:p>
-      <w:r>
+      <w:pPr>
+        <w:ind w:left="170"/>
+      </w:pPr>
+      <w:r>
+        <w:rPr>
+          <w:rFonts w:ascii="Consolas" w:hAnsi="Consolas"/>
+          <w:sz w:val="20"/>
+        </w:rPr>
         <w:t>GET    /api/v1/</w:t>
       </w:r>
       <w:proofErr w:type="spellStart"/>
       <w:r>
+        <w:rPr>
+          <w:rFonts w:ascii="Consolas" w:hAnsi="Consolas"/>
+          <w:sz w:val="20"/>
+        </w:rPr>
         <w:t>contracts</w:t>
       </w:r>
       <w:proofErr w:type="spellEnd"/>
       <w:r>
+        <w:rPr>
+          <w:rFonts w:ascii="Consolas" w:hAnsi="Consolas"/>
+          <w:sz w:val="20"/>
+        </w:rPr>
         <w:t>/:id</w:t>
       </w:r>
     </w:p>
     <w:p>
-      <w:r>
+      <w:pPr>
+        <w:ind w:left="170"/>
+      </w:pPr>
+      <w:r>
+        <w:rPr>
+          <w:rFonts w:ascii="Consolas" w:hAnsi="Consolas"/>
+          <w:sz w:val="20"/>
+        </w:rPr>
         <w:t>PUT    /api/v1/</w:t>
       </w:r>
       <w:proofErr w:type="spellStart"/>
       <w:r>
+        <w:rPr>
+          <w:rFonts w:ascii="Consolas" w:hAnsi="Consolas"/>
+          <w:sz w:val="20"/>
+        </w:rPr>
         <w:t>contracts</w:t>
       </w:r>
       <w:proofErr w:type="spellEnd"/>
       <w:r>
+        <w:rPr>
+          <w:rFonts w:ascii="Consolas" w:hAnsi="Consolas"/>
+          <w:sz w:val="20"/>
+        </w:rPr>
         <w:t>/:id</w:t>
       </w:r>
     </w:p>
     <w:p>
+      <w:pPr>
+        <w:ind w:left="170"/>
+      </w:pPr>
       <w:proofErr w:type="gramStart"/>
       <w:r>
+        <w:rPr>
+          <w:rFonts w:ascii="Consolas" w:hAnsi="Consolas"/>
+          <w:sz w:val="20"/>
+        </w:rPr>
         <w:t>PATCH  /</w:t>
       </w:r>
       <w:proofErr w:type="gramEnd"/>
       <w:r>
+        <w:rPr>
+          <w:rFonts w:ascii="Consolas" w:hAnsi="Consolas"/>
+          <w:sz w:val="20"/>
+        </w:rPr>
         <w:t>api/v1/</w:t>
       </w:r>
       <w:proofErr w:type="spellStart"/>
       <w:r>
+        <w:rPr>
+          <w:rFonts w:ascii="Consolas" w:hAnsi="Consolas"/>
+          <w:sz w:val="20"/>
+        </w:rPr>
         <w:t>contracts</w:t>
       </w:r>
       <w:proofErr w:type="spellEnd"/>
       <w:r>
+        <w:rPr>
+          <w:rFonts w:ascii="Consolas" w:hAnsi="Consolas"/>
+          <w:sz w:val="20"/>
+        </w:rPr>
         <w:t>/:id/status</w:t>
       </w:r>
     </w:p>
@@ -3665,6 +4323,9 @@
     </w:p>
     <w:p>
       <w:pPr>
+        <w:pStyle w:val="Ttulo1"/>
+        <w:keepNext/>
+        <w:spacing w:before="240" w:after="120"/>
         <w:rPr>
           <w:b/>
           <w:bCs/>
@@ -3693,6 +4354,8 @@
     </w:p>
     <w:p>
       <w:pPr>
+        <w:pStyle w:val="Ttulo2"/>
+        <w:keepNext/>
         <w:rPr>
           <w:b/>
           <w:bCs/>
@@ -3830,6 +4493,8 @@
     </w:p>
     <w:p>
       <w:pPr>
+        <w:pStyle w:val="Ttulo2"/>
+        <w:keepNext/>
         <w:rPr>
           <w:b/>
           <w:bCs/>
@@ -3845,21 +4510,32 @@
     </w:p>
     <w:p>
       <w:r>
+        <w:rPr>
+          <w:b/>
+        </w:rPr>
         <w:t>PAGO</w:t>
       </w:r>
     </w:p>
     <w:p>
       <w:r>
+        <w:rPr>
+          <w:b/>
+        </w:rPr>
         <w:t>EM_ABERTO</w:t>
       </w:r>
     </w:p>
     <w:p>
       <w:r>
+        <w:rPr>
+          <w:b/>
+        </w:rPr>
         <w:t>ATRASADO</w:t>
       </w:r>
     </w:p>
     <w:p>
       <w:pPr>
+        <w:pStyle w:val="Ttulo2"/>
+        <w:keepNext/>
         <w:rPr>
           <w:b/>
           <w:bCs/>
@@ -3941,6 +4617,8 @@
     </w:p>
     <w:p>
       <w:pPr>
+        <w:pStyle w:val="Ttulo2"/>
+        <w:keepNext/>
         <w:rPr>
           <w:b/>
           <w:bCs/>
@@ -3957,52 +4635,108 @@
       <w:proofErr w:type="spellEnd"/>
     </w:p>
     <w:p>
-      <w:r>
+      <w:pPr>
+        <w:ind w:left="170"/>
+      </w:pPr>
+      <w:r>
+        <w:rPr>
+          <w:rFonts w:ascii="Consolas" w:hAnsi="Consolas"/>
+          <w:sz w:val="20"/>
+        </w:rPr>
         <w:t>GET    /api/v1/</w:t>
       </w:r>
       <w:proofErr w:type="spellStart"/>
       <w:r>
+        <w:rPr>
+          <w:rFonts w:ascii="Consolas" w:hAnsi="Consolas"/>
+          <w:sz w:val="20"/>
+        </w:rPr>
         <w:t>payments</w:t>
       </w:r>
       <w:proofErr w:type="spellEnd"/>
     </w:p>
     <w:p>
-      <w:r>
+      <w:pPr>
+        <w:ind w:left="170"/>
+      </w:pPr>
+      <w:r>
+        <w:rPr>
+          <w:rFonts w:ascii="Consolas" w:hAnsi="Consolas"/>
+          <w:sz w:val="20"/>
+        </w:rPr>
         <w:t>GET    /api/v1/</w:t>
       </w:r>
       <w:proofErr w:type="spellStart"/>
       <w:r>
+        <w:rPr>
+          <w:rFonts w:ascii="Consolas" w:hAnsi="Consolas"/>
+          <w:sz w:val="20"/>
+        </w:rPr>
         <w:t>payments</w:t>
       </w:r>
       <w:proofErr w:type="spellEnd"/>
       <w:r>
+        <w:rPr>
+          <w:rFonts w:ascii="Consolas" w:hAnsi="Consolas"/>
+          <w:sz w:val="20"/>
+        </w:rPr>
         <w:t>/:id</w:t>
       </w:r>
     </w:p>
     <w:p>
-      <w:r>
+      <w:pPr>
+        <w:ind w:left="170"/>
+      </w:pPr>
+      <w:r>
+        <w:rPr>
+          <w:rFonts w:ascii="Consolas" w:hAnsi="Consolas"/>
+          <w:sz w:val="20"/>
+        </w:rPr>
         <w:t>POST   /api/v1/</w:t>
       </w:r>
       <w:proofErr w:type="spellStart"/>
       <w:r>
+        <w:rPr>
+          <w:rFonts w:ascii="Consolas" w:hAnsi="Consolas"/>
+          <w:sz w:val="20"/>
+        </w:rPr>
         <w:t>payments</w:t>
       </w:r>
       <w:proofErr w:type="spellEnd"/>
     </w:p>
     <w:p>
-      <w:r>
+      <w:pPr>
+        <w:ind w:left="170"/>
+      </w:pPr>
+      <w:r>
+        <w:rPr>
+          <w:rFonts w:ascii="Consolas" w:hAnsi="Consolas"/>
+          <w:sz w:val="20"/>
+        </w:rPr>
         <w:t>GET    /api/v1/</w:t>
       </w:r>
       <w:proofErr w:type="spellStart"/>
       <w:r>
+        <w:rPr>
+          <w:rFonts w:ascii="Consolas" w:hAnsi="Consolas"/>
+          <w:sz w:val="20"/>
+        </w:rPr>
         <w:t>payments</w:t>
       </w:r>
       <w:proofErr w:type="spellEnd"/>
       <w:r>
+        <w:rPr>
+          <w:rFonts w:ascii="Consolas" w:hAnsi="Consolas"/>
+          <w:sz w:val="20"/>
+        </w:rPr>
         <w:t>/:id/</w:t>
       </w:r>
       <w:proofErr w:type="spellStart"/>
       <w:r>
+        <w:rPr>
+          <w:rFonts w:ascii="Consolas" w:hAnsi="Consolas"/>
+          <w:sz w:val="20"/>
+        </w:rPr>
         <w:t>receipt</w:t>
       </w:r>
       <w:proofErr w:type="spellEnd"/>
@@ -4016,6 +4750,9 @@
     </w:p>
     <w:p>
       <w:pPr>
+        <w:pStyle w:val="Ttulo1"/>
+        <w:keepNext/>
+        <w:spacing w:before="240" w:after="120"/>
         <w:rPr>
           <w:b/>
           <w:bCs/>
@@ -4036,6 +4773,8 @@
     </w:p>
     <w:p>
       <w:pPr>
+        <w:pStyle w:val="Ttulo2"/>
+        <w:keepNext/>
         <w:rPr>
           <w:b/>
           <w:bCs/>
@@ -4140,6 +4879,8 @@
     </w:p>
     <w:p>
       <w:pPr>
+        <w:pStyle w:val="Ttulo2"/>
+        <w:keepNext/>
         <w:rPr>
           <w:b/>
           <w:bCs/>
@@ -4221,6 +4962,8 @@
     </w:p>
     <w:p>
       <w:pPr>
+        <w:pStyle w:val="Ttulo2"/>
+        <w:keepNext/>
         <w:rPr>
           <w:b/>
           <w:bCs/>
@@ -4237,57 +4980,120 @@
       <w:proofErr w:type="spellEnd"/>
     </w:p>
     <w:p>
-      <w:r>
+      <w:pPr>
+        <w:ind w:left="170"/>
+      </w:pPr>
+      <w:r>
+        <w:rPr>
+          <w:rFonts w:ascii="Consolas" w:hAnsi="Consolas"/>
+          <w:sz w:val="20"/>
+        </w:rPr>
         <w:t>GET    /api/v1/schedule</w:t>
       </w:r>
     </w:p>
     <w:p>
-      <w:r>
+      <w:pPr>
+        <w:ind w:left="170"/>
+      </w:pPr>
+      <w:r>
+        <w:rPr>
+          <w:rFonts w:ascii="Consolas" w:hAnsi="Consolas"/>
+          <w:sz w:val="20"/>
+        </w:rPr>
         <w:t>GET    /api/v1/schedule/</w:t>
       </w:r>
       <w:proofErr w:type="spellStart"/>
       <w:r>
+        <w:rPr>
+          <w:rFonts w:ascii="Consolas" w:hAnsi="Consolas"/>
+          <w:sz w:val="20"/>
+        </w:rPr>
         <w:t>available</w:t>
       </w:r>
       <w:proofErr w:type="spellEnd"/>
     </w:p>
     <w:p>
-      <w:r>
+      <w:pPr>
+        <w:ind w:left="170"/>
+      </w:pPr>
+      <w:r>
+        <w:rPr>
+          <w:rFonts w:ascii="Consolas" w:hAnsi="Consolas"/>
+          <w:sz w:val="20"/>
+        </w:rPr>
         <w:t>POST   /api/v1/</w:t>
       </w:r>
       <w:proofErr w:type="spellStart"/>
       <w:r>
+        <w:rPr>
+          <w:rFonts w:ascii="Consolas" w:hAnsi="Consolas"/>
+          <w:sz w:val="20"/>
+        </w:rPr>
         <w:t>appointments</w:t>
       </w:r>
       <w:proofErr w:type="spellEnd"/>
     </w:p>
     <w:p>
-      <w:r>
+      <w:pPr>
+        <w:ind w:left="170"/>
+      </w:pPr>
+      <w:r>
+        <w:rPr>
+          <w:rFonts w:ascii="Consolas" w:hAnsi="Consolas"/>
+          <w:sz w:val="20"/>
+        </w:rPr>
         <w:t>DELETE /api/v1/</w:t>
       </w:r>
       <w:proofErr w:type="spellStart"/>
       <w:r>
+        <w:rPr>
+          <w:rFonts w:ascii="Consolas" w:hAnsi="Consolas"/>
+          <w:sz w:val="20"/>
+        </w:rPr>
         <w:t>appointments</w:t>
       </w:r>
       <w:proofErr w:type="spellEnd"/>
       <w:r>
+        <w:rPr>
+          <w:rFonts w:ascii="Consolas" w:hAnsi="Consolas"/>
+          <w:sz w:val="20"/>
+        </w:rPr>
         <w:t>/:id</w:t>
       </w:r>
     </w:p>
     <w:p>
-      <w:r>
+      <w:pPr>
+        <w:ind w:left="170"/>
+      </w:pPr>
+      <w:r>
+        <w:rPr>
+          <w:rFonts w:ascii="Consolas" w:hAnsi="Consolas"/>
+          <w:sz w:val="20"/>
+        </w:rPr>
         <w:t>GET    /api/v1/</w:t>
       </w:r>
       <w:proofErr w:type="spellStart"/>
       <w:r>
+        <w:rPr>
+          <w:rFonts w:ascii="Consolas" w:hAnsi="Consolas"/>
+          <w:sz w:val="20"/>
+        </w:rPr>
         <w:t>users</w:t>
       </w:r>
       <w:proofErr w:type="spellEnd"/>
       <w:r>
+        <w:rPr>
+          <w:rFonts w:ascii="Consolas" w:hAnsi="Consolas"/>
+          <w:sz w:val="20"/>
+        </w:rPr>
         <w:t>/me/</w:t>
       </w:r>
       <w:proofErr w:type="spellStart"/>
       <w:r>
+        <w:rPr>
+          <w:rFonts w:ascii="Consolas" w:hAnsi="Consolas"/>
+          <w:sz w:val="20"/>
+        </w:rPr>
         <w:t>appointments</w:t>
       </w:r>
       <w:proofErr w:type="spellEnd"/>
@@ -4306,6 +5112,9 @@
     </w:p>
     <w:p>
       <w:pPr>
+        <w:pStyle w:val="Ttulo1"/>
+        <w:keepNext/>
+        <w:spacing w:before="240" w:after="120"/>
         <w:rPr>
           <w:b/>
           <w:bCs/>
@@ -4326,6 +5135,8 @@
     </w:p>
     <w:p>
       <w:pPr>
+        <w:pStyle w:val="Ttulo2"/>
+        <w:keepNext/>
         <w:rPr>
           <w:b/>
           <w:bCs/>
@@ -4452,6 +5263,8 @@
     </w:p>
     <w:p>
       <w:pPr>
+        <w:pStyle w:val="Ttulo2"/>
+        <w:keepNext/>
         <w:rPr>
           <w:b/>
           <w:bCs/>
@@ -4533,6 +5346,8 @@
     </w:p>
     <w:p>
       <w:pPr>
+        <w:pStyle w:val="Ttulo2"/>
+        <w:keepNext/>
         <w:rPr>
           <w:b/>
           <w:bCs/>
@@ -4549,65 +5364,136 @@
       <w:proofErr w:type="spellEnd"/>
     </w:p>
     <w:p>
-      <w:r>
+      <w:pPr>
+        <w:ind w:left="170"/>
+      </w:pPr>
+      <w:r>
+        <w:rPr>
+          <w:rFonts w:ascii="Consolas" w:hAnsi="Consolas"/>
+          <w:sz w:val="20"/>
+        </w:rPr>
         <w:t>GET    /api/v1/</w:t>
       </w:r>
       <w:proofErr w:type="spellStart"/>
       <w:r>
+        <w:rPr>
+          <w:rFonts w:ascii="Consolas" w:hAnsi="Consolas"/>
+          <w:sz w:val="20"/>
+        </w:rPr>
         <w:t>evaluations</w:t>
       </w:r>
       <w:proofErr w:type="spellEnd"/>
     </w:p>
     <w:p>
-      <w:r>
+      <w:pPr>
+        <w:ind w:left="170"/>
+      </w:pPr>
+      <w:r>
+        <w:rPr>
+          <w:rFonts w:ascii="Consolas" w:hAnsi="Consolas"/>
+          <w:sz w:val="20"/>
+        </w:rPr>
         <w:t>POST   /api/v1/</w:t>
       </w:r>
       <w:proofErr w:type="spellStart"/>
       <w:r>
+        <w:rPr>
+          <w:rFonts w:ascii="Consolas" w:hAnsi="Consolas"/>
+          <w:sz w:val="20"/>
+        </w:rPr>
         <w:t>evaluations</w:t>
       </w:r>
       <w:proofErr w:type="spellEnd"/>
     </w:p>
     <w:p>
-      <w:r>
+      <w:pPr>
+        <w:ind w:left="170"/>
+      </w:pPr>
+      <w:r>
+        <w:rPr>
+          <w:rFonts w:ascii="Consolas" w:hAnsi="Consolas"/>
+          <w:sz w:val="20"/>
+        </w:rPr>
         <w:t>GET    /api/v1/</w:t>
       </w:r>
       <w:proofErr w:type="spellStart"/>
       <w:r>
+        <w:rPr>
+          <w:rFonts w:ascii="Consolas" w:hAnsi="Consolas"/>
+          <w:sz w:val="20"/>
+        </w:rPr>
         <w:t>evaluations</w:t>
       </w:r>
       <w:proofErr w:type="spellEnd"/>
       <w:r>
+        <w:rPr>
+          <w:rFonts w:ascii="Consolas" w:hAnsi="Consolas"/>
+          <w:sz w:val="20"/>
+        </w:rPr>
         <w:t>/:id</w:t>
       </w:r>
     </w:p>
     <w:p>
-      <w:r>
+      <w:pPr>
+        <w:ind w:left="170"/>
+      </w:pPr>
+      <w:r>
+        <w:rPr>
+          <w:rFonts w:ascii="Consolas" w:hAnsi="Consolas"/>
+          <w:sz w:val="20"/>
+        </w:rPr>
         <w:t>PUT    /api/v1/</w:t>
       </w:r>
       <w:proofErr w:type="spellStart"/>
       <w:r>
+        <w:rPr>
+          <w:rFonts w:ascii="Consolas" w:hAnsi="Consolas"/>
+          <w:sz w:val="20"/>
+        </w:rPr>
         <w:t>evaluations</w:t>
       </w:r>
       <w:proofErr w:type="spellEnd"/>
       <w:r>
+        <w:rPr>
+          <w:rFonts w:ascii="Consolas" w:hAnsi="Consolas"/>
+          <w:sz w:val="20"/>
+        </w:rPr>
         <w:t>/:id</w:t>
       </w:r>
     </w:p>
     <w:p>
-      <w:r>
+      <w:pPr>
+        <w:ind w:left="170"/>
+      </w:pPr>
+      <w:r>
+        <w:rPr>
+          <w:rFonts w:ascii="Consolas" w:hAnsi="Consolas"/>
+          <w:sz w:val="20"/>
+        </w:rPr>
         <w:t>GET    /api/v1/</w:t>
       </w:r>
       <w:proofErr w:type="spellStart"/>
       <w:r>
+        <w:rPr>
+          <w:rFonts w:ascii="Consolas" w:hAnsi="Consolas"/>
+          <w:sz w:val="20"/>
+        </w:rPr>
         <w:t>users</w:t>
       </w:r>
       <w:proofErr w:type="spellEnd"/>
       <w:r>
+        <w:rPr>
+          <w:rFonts w:ascii="Consolas" w:hAnsi="Consolas"/>
+          <w:sz w:val="20"/>
+        </w:rPr>
         <w:t>/:id/</w:t>
       </w:r>
       <w:proofErr w:type="spellStart"/>
       <w:r>
+        <w:rPr>
+          <w:rFonts w:ascii="Consolas" w:hAnsi="Consolas"/>
+          <w:sz w:val="20"/>
+        </w:rPr>
         <w:t>evaluations</w:t>
       </w:r>
       <w:proofErr w:type="spellEnd"/>
@@ -4621,6 +5507,9 @@
     </w:p>
     <w:p>
       <w:pPr>
+        <w:pStyle w:val="Ttulo1"/>
+        <w:keepNext/>
+        <w:spacing w:before="240" w:after="120"/>
         <w:rPr>
           <w:b/>
           <w:bCs/>
@@ -4745,6 +5634,8 @@
     </w:p>
     <w:p>
       <w:pPr>
+        <w:pStyle w:val="Ttulo2"/>
+        <w:keepNext/>
         <w:rPr>
           <w:b/>
           <w:bCs/>
@@ -4859,6 +5750,8 @@
     </w:p>
     <w:p>
       <w:pPr>
+        <w:pStyle w:val="Ttulo2"/>
+        <w:keepNext/>
         <w:rPr>
           <w:b/>
           <w:bCs/>
@@ -4875,80 +5768,173 @@
       <w:proofErr w:type="spellEnd"/>
     </w:p>
     <w:p>
-      <w:r>
+      <w:pPr>
+        <w:ind w:left="170"/>
+      </w:pPr>
+      <w:r>
+        <w:rPr>
+          <w:rFonts w:ascii="Consolas" w:hAnsi="Consolas"/>
+          <w:sz w:val="20"/>
+        </w:rPr>
         <w:t>GET    /api/v1/feed</w:t>
       </w:r>
     </w:p>
     <w:p/>
     <w:p>
-      <w:r>
+      <w:pPr>
+        <w:ind w:left="170"/>
+      </w:pPr>
+      <w:r>
+        <w:rPr>
+          <w:rFonts w:ascii="Consolas" w:hAnsi="Consolas"/>
+          <w:sz w:val="20"/>
+        </w:rPr>
         <w:t>POST   /api/v1/posts</w:t>
       </w:r>
     </w:p>
     <w:p>
-      <w:r>
+      <w:pPr>
+        <w:ind w:left="170"/>
+      </w:pPr>
+      <w:r>
+        <w:rPr>
+          <w:rFonts w:ascii="Consolas" w:hAnsi="Consolas"/>
+          <w:sz w:val="20"/>
+        </w:rPr>
         <w:t>GET    /api/v1/posts/:id</w:t>
       </w:r>
     </w:p>
     <w:p>
-      <w:r>
+      <w:pPr>
+        <w:ind w:left="170"/>
+      </w:pPr>
+      <w:r>
+        <w:rPr>
+          <w:rFonts w:ascii="Consolas" w:hAnsi="Consolas"/>
+          <w:sz w:val="20"/>
+        </w:rPr>
         <w:t>PUT    /api/v1/posts/:id</w:t>
       </w:r>
     </w:p>
     <w:p>
-      <w:r>
+      <w:pPr>
+        <w:ind w:left="170"/>
+      </w:pPr>
+      <w:r>
+        <w:rPr>
+          <w:rFonts w:ascii="Consolas" w:hAnsi="Consolas"/>
+          <w:sz w:val="20"/>
+        </w:rPr>
         <w:t>DELETE /api/v1/posts/:id</w:t>
       </w:r>
     </w:p>
     <w:p/>
     <w:p>
-      <w:r>
+      <w:pPr>
+        <w:ind w:left="170"/>
+      </w:pPr>
+      <w:r>
+        <w:rPr>
+          <w:rFonts w:ascii="Consolas" w:hAnsi="Consolas"/>
+          <w:sz w:val="20"/>
+        </w:rPr>
         <w:t>POST   /api/v1/posts/:id/like</w:t>
       </w:r>
     </w:p>
     <w:p>
-      <w:r>
+      <w:pPr>
+        <w:ind w:left="170"/>
+      </w:pPr>
+      <w:r>
+        <w:rPr>
+          <w:rFonts w:ascii="Consolas" w:hAnsi="Consolas"/>
+          <w:sz w:val="20"/>
+        </w:rPr>
         <w:t>DELETE /api/v1/posts/:id/like</w:t>
       </w:r>
     </w:p>
     <w:p/>
     <w:p>
-      <w:r>
+      <w:pPr>
+        <w:ind w:left="170"/>
+      </w:pPr>
+      <w:r>
+        <w:rPr>
+          <w:rFonts w:ascii="Consolas" w:hAnsi="Consolas"/>
+          <w:sz w:val="20"/>
+        </w:rPr>
         <w:t>POST   /api/v1/posts/:id/</w:t>
       </w:r>
       <w:proofErr w:type="spellStart"/>
       <w:r>
+        <w:rPr>
+          <w:rFonts w:ascii="Consolas" w:hAnsi="Consolas"/>
+          <w:sz w:val="20"/>
+        </w:rPr>
         <w:t>comments</w:t>
       </w:r>
       <w:proofErr w:type="spellEnd"/>
     </w:p>
     <w:p>
-      <w:r>
+      <w:pPr>
+        <w:ind w:left="170"/>
+      </w:pPr>
+      <w:r>
+        <w:rPr>
+          <w:rFonts w:ascii="Consolas" w:hAnsi="Consolas"/>
+          <w:sz w:val="20"/>
+        </w:rPr>
         <w:t>GET    /api/v1/posts/:id/</w:t>
       </w:r>
       <w:proofErr w:type="spellStart"/>
       <w:r>
+        <w:rPr>
+          <w:rFonts w:ascii="Consolas" w:hAnsi="Consolas"/>
+          <w:sz w:val="20"/>
+        </w:rPr>
         <w:t>comments</w:t>
       </w:r>
       <w:proofErr w:type="spellEnd"/>
     </w:p>
     <w:p/>
     <w:p>
-      <w:r>
+      <w:pPr>
+        <w:ind w:left="170"/>
+      </w:pPr>
+      <w:r>
+        <w:rPr>
+          <w:rFonts w:ascii="Consolas" w:hAnsi="Consolas"/>
+          <w:sz w:val="20"/>
+        </w:rPr>
         <w:t>POST   /api/v1/posts/:id/</w:t>
       </w:r>
       <w:proofErr w:type="spellStart"/>
       <w:r>
+        <w:rPr>
+          <w:rFonts w:ascii="Consolas" w:hAnsi="Consolas"/>
+          <w:sz w:val="20"/>
+        </w:rPr>
         <w:t>save</w:t>
       </w:r>
       <w:proofErr w:type="spellEnd"/>
     </w:p>
     <w:p>
-      <w:r>
+      <w:pPr>
+        <w:ind w:left="170"/>
+      </w:pPr>
+      <w:r>
+        <w:rPr>
+          <w:rFonts w:ascii="Consolas" w:hAnsi="Consolas"/>
+          <w:sz w:val="20"/>
+        </w:rPr>
         <w:t>DELETE /api/v1/posts/:id/</w:t>
       </w:r>
       <w:proofErr w:type="spellStart"/>
       <w:r>
+        <w:rPr>
+          <w:rFonts w:ascii="Consolas" w:hAnsi="Consolas"/>
+          <w:sz w:val="20"/>
+        </w:rPr>
         <w:t>save</w:t>
       </w:r>
       <w:proofErr w:type="spellEnd"/>
@@ -4962,6 +5948,9 @@
     </w:p>
     <w:p>
       <w:pPr>
+        <w:pStyle w:val="Ttulo1"/>
+        <w:keepNext/>
+        <w:spacing w:before="240" w:after="120"/>
         <w:rPr>
           <w:b/>
           <w:bCs/>
@@ -4989,6 +5978,10 @@
       </w:r>
     </w:p>
     <w:p>
+      <w:pPr>
+        <w:pStyle w:val="Ttulo2"/>
+        <w:keepNext/>
+      </w:pPr>
       <w:r>
         <w:t>Exemplos:</w:t>
       </w:r>
@@ -5072,6 +6065,8 @@
     </w:p>
     <w:p>
       <w:pPr>
+        <w:pStyle w:val="Ttulo2"/>
+        <w:keepNext/>
         <w:rPr>
           <w:b/>
           <w:bCs/>
@@ -5088,57 +6083,114 @@
       <w:proofErr w:type="spellEnd"/>
     </w:p>
     <w:p>
-      <w:r>
+      <w:pPr>
+        <w:ind w:left="170"/>
+      </w:pPr>
+      <w:r>
+        <w:rPr>
+          <w:rFonts w:ascii="Consolas" w:hAnsi="Consolas"/>
+          <w:sz w:val="20"/>
+        </w:rPr>
         <w:t>GET    /api/v1/</w:t>
       </w:r>
       <w:proofErr w:type="spellStart"/>
       <w:r>
+        <w:rPr>
+          <w:rFonts w:ascii="Consolas" w:hAnsi="Consolas"/>
+          <w:sz w:val="20"/>
+        </w:rPr>
         <w:t>notifications</w:t>
       </w:r>
       <w:proofErr w:type="spellEnd"/>
     </w:p>
     <w:p>
+      <w:pPr>
+        <w:ind w:left="170"/>
+      </w:pPr>
       <w:proofErr w:type="gramStart"/>
       <w:r>
+        <w:rPr>
+          <w:rFonts w:ascii="Consolas" w:hAnsi="Consolas"/>
+          <w:sz w:val="20"/>
+        </w:rPr>
         <w:t>PATCH  /</w:t>
       </w:r>
       <w:proofErr w:type="gramEnd"/>
       <w:r>
+        <w:rPr>
+          <w:rFonts w:ascii="Consolas" w:hAnsi="Consolas"/>
+          <w:sz w:val="20"/>
+        </w:rPr>
         <w:t>api/v1/</w:t>
       </w:r>
       <w:proofErr w:type="spellStart"/>
       <w:r>
+        <w:rPr>
+          <w:rFonts w:ascii="Consolas" w:hAnsi="Consolas"/>
+          <w:sz w:val="20"/>
+        </w:rPr>
         <w:t>notifications</w:t>
       </w:r>
       <w:proofErr w:type="spellEnd"/>
       <w:r>
+        <w:rPr>
+          <w:rFonts w:ascii="Consolas" w:hAnsi="Consolas"/>
+          <w:sz w:val="20"/>
+        </w:rPr>
         <w:t>/:id/</w:t>
       </w:r>
       <w:proofErr w:type="spellStart"/>
       <w:r>
+        <w:rPr>
+          <w:rFonts w:ascii="Consolas" w:hAnsi="Consolas"/>
+          <w:sz w:val="20"/>
+        </w:rPr>
         <w:t>read</w:t>
       </w:r>
       <w:proofErr w:type="spellEnd"/>
     </w:p>
     <w:p>
+      <w:pPr>
+        <w:ind w:left="170"/>
+      </w:pPr>
       <w:proofErr w:type="gramStart"/>
       <w:r>
+        <w:rPr>
+          <w:rFonts w:ascii="Consolas" w:hAnsi="Consolas"/>
+          <w:sz w:val="20"/>
+        </w:rPr>
         <w:t>PATCH  /</w:t>
       </w:r>
       <w:proofErr w:type="gramEnd"/>
       <w:r>
+        <w:rPr>
+          <w:rFonts w:ascii="Consolas" w:hAnsi="Consolas"/>
+          <w:sz w:val="20"/>
+        </w:rPr>
         <w:t>api/v1/</w:t>
       </w:r>
       <w:proofErr w:type="spellStart"/>
       <w:r>
+        <w:rPr>
+          <w:rFonts w:ascii="Consolas" w:hAnsi="Consolas"/>
+          <w:sz w:val="20"/>
+        </w:rPr>
         <w:t>notifications</w:t>
       </w:r>
       <w:proofErr w:type="spellEnd"/>
       <w:r>
+        <w:rPr>
+          <w:rFonts w:ascii="Consolas" w:hAnsi="Consolas"/>
+          <w:sz w:val="20"/>
+        </w:rPr>
         <w:t>/</w:t>
       </w:r>
       <w:proofErr w:type="spellStart"/>
       <w:r>
+        <w:rPr>
+          <w:rFonts w:ascii="Consolas" w:hAnsi="Consolas"/>
+          <w:sz w:val="20"/>
+        </w:rPr>
         <w:t>read-all</w:t>
       </w:r>
       <w:proofErr w:type="spellEnd"/>
@@ -5152,6 +6204,9 @@
     </w:p>
     <w:p>
       <w:pPr>
+        <w:pStyle w:val="Ttulo1"/>
+        <w:keepNext/>
+        <w:spacing w:before="240" w:after="120"/>
         <w:rPr>
           <w:b/>
           <w:bCs/>
@@ -5167,6 +6222,8 @@
     </w:p>
     <w:p>
       <w:pPr>
+        <w:pStyle w:val="Ttulo2"/>
+        <w:keepNext/>
         <w:rPr>
           <w:b/>
           <w:bCs/>
@@ -5226,6 +6283,8 @@
     </w:p>
     <w:p>
       <w:pPr>
+        <w:pStyle w:val="Ttulo2"/>
+        <w:keepNext/>
         <w:rPr>
           <w:b/>
           <w:bCs/>
@@ -5242,66 +6301,134 @@
       <w:proofErr w:type="spellEnd"/>
     </w:p>
     <w:p>
-      <w:r>
+      <w:pPr>
+        <w:ind w:left="170"/>
+      </w:pPr>
+      <w:r>
+        <w:rPr>
+          <w:rFonts w:ascii="Consolas" w:hAnsi="Consolas"/>
+          <w:sz w:val="20"/>
+        </w:rPr>
         <w:t>GET    /api/v1/</w:t>
       </w:r>
       <w:proofErr w:type="spellStart"/>
       <w:r>
+        <w:rPr>
+          <w:rFonts w:ascii="Consolas" w:hAnsi="Consolas"/>
+          <w:sz w:val="20"/>
+        </w:rPr>
         <w:t>messages</w:t>
       </w:r>
       <w:proofErr w:type="spellEnd"/>
     </w:p>
     <w:p>
-      <w:r>
+      <w:pPr>
+        <w:ind w:left="170"/>
+      </w:pPr>
+      <w:r>
+        <w:rPr>
+          <w:rFonts w:ascii="Consolas" w:hAnsi="Consolas"/>
+          <w:sz w:val="20"/>
+        </w:rPr>
         <w:t>GET    /api/v1/</w:t>
       </w:r>
       <w:proofErr w:type="spellStart"/>
       <w:r>
+        <w:rPr>
+          <w:rFonts w:ascii="Consolas" w:hAnsi="Consolas"/>
+          <w:sz w:val="20"/>
+        </w:rPr>
         <w:t>messages</w:t>
       </w:r>
       <w:proofErr w:type="spellEnd"/>
       <w:r>
+        <w:rPr>
+          <w:rFonts w:ascii="Consolas" w:hAnsi="Consolas"/>
+          <w:sz w:val="20"/>
+        </w:rPr>
         <w:t>/:id</w:t>
       </w:r>
     </w:p>
     <w:p>
+      <w:pPr>
+        <w:ind w:left="170"/>
+      </w:pPr>
       <w:proofErr w:type="gramStart"/>
       <w:r>
+        <w:rPr>
+          <w:rFonts w:ascii="Consolas" w:hAnsi="Consolas"/>
+          <w:sz w:val="20"/>
+        </w:rPr>
         <w:lastRenderedPageBreak/>
         <w:t>PATCH  /</w:t>
       </w:r>
       <w:proofErr w:type="gramEnd"/>
       <w:r>
+        <w:rPr>
+          <w:rFonts w:ascii="Consolas" w:hAnsi="Consolas"/>
+          <w:sz w:val="20"/>
+        </w:rPr>
         <w:t>api/v1/</w:t>
       </w:r>
       <w:proofErr w:type="spellStart"/>
       <w:r>
+        <w:rPr>
+          <w:rFonts w:ascii="Consolas" w:hAnsi="Consolas"/>
+          <w:sz w:val="20"/>
+        </w:rPr>
         <w:t>messages</w:t>
       </w:r>
       <w:proofErr w:type="spellEnd"/>
       <w:r>
+        <w:rPr>
+          <w:rFonts w:ascii="Consolas" w:hAnsi="Consolas"/>
+          <w:sz w:val="20"/>
+        </w:rPr>
         <w:t>/:id/</w:t>
       </w:r>
       <w:proofErr w:type="spellStart"/>
       <w:r>
+        <w:rPr>
+          <w:rFonts w:ascii="Consolas" w:hAnsi="Consolas"/>
+          <w:sz w:val="20"/>
+        </w:rPr>
         <w:t>read</w:t>
       </w:r>
       <w:proofErr w:type="spellEnd"/>
     </w:p>
     <w:p>
-      <w:r>
+      <w:pPr>
+        <w:ind w:left="170"/>
+      </w:pPr>
+      <w:r>
+        <w:rPr>
+          <w:rFonts w:ascii="Consolas" w:hAnsi="Consolas"/>
+          <w:sz w:val="20"/>
+        </w:rPr>
         <w:t>POST   /api/v1/</w:t>
       </w:r>
       <w:proofErr w:type="spellStart"/>
       <w:r>
+        <w:rPr>
+          <w:rFonts w:ascii="Consolas" w:hAnsi="Consolas"/>
+          <w:sz w:val="20"/>
+        </w:rPr>
         <w:t>support</w:t>
       </w:r>
       <w:proofErr w:type="spellEnd"/>
       <w:r>
+        <w:rPr>
+          <w:rFonts w:ascii="Consolas" w:hAnsi="Consolas"/>
+          <w:sz w:val="20"/>
+        </w:rPr>
         <w:t>/</w:t>
       </w:r>
       <w:proofErr w:type="spellStart"/>
       <w:r>
+        <w:rPr>
+          <w:rFonts w:ascii="Consolas" w:hAnsi="Consolas"/>
+          <w:sz w:val="20"/>
+        </w:rPr>
         <w:t>messages</w:t>
       </w:r>
       <w:proofErr w:type="spellEnd"/>
@@ -5315,6 +6442,9 @@
     </w:p>
     <w:p>
       <w:pPr>
+        <w:pStyle w:val="Ttulo1"/>
+        <w:keepNext/>
+        <w:spacing w:before="240" w:after="120"/>
         <w:rPr>
           <w:b/>
           <w:bCs/>
@@ -5329,6 +6459,10 @@
       </w:r>
     </w:p>
     <w:p>
+      <w:pPr>
+        <w:pStyle w:val="Ttulo2"/>
+        <w:keepNext/>
+      </w:pPr>
       <w:r>
         <w:t>Principais tabelas:</w:t>
       </w:r>
@@ -5532,6 +6666,9 @@
     </w:p>
     <w:p>
       <w:pPr>
+        <w:pStyle w:val="Ttulo1"/>
+        <w:keepNext/>
+        <w:spacing w:before="240" w:after="120"/>
         <w:rPr>
           <w:b/>
           <w:bCs/>
@@ -5672,6 +6809,9 @@
     </w:p>
     <w:p>
       <w:pPr>
+        <w:pStyle w:val="Ttulo1"/>
+        <w:keepNext/>
+        <w:spacing w:before="240" w:after="120"/>
         <w:rPr>
           <w:b/>
           <w:bCs/>
@@ -5691,6 +6831,10 @@
       </w:r>
     </w:p>
     <w:p>
+      <w:pPr>
+        <w:pStyle w:val="Ttulo2"/>
+        <w:keepNext/>
+      </w:pPr>
       <w:r>
         <w:t>Sugestão:</w:t>
       </w:r>
@@ -5819,6 +6963,9 @@
     </w:p>
     <w:p>
       <w:pPr>
+        <w:pStyle w:val="Ttulo1"/>
+        <w:keepNext/>
+        <w:spacing w:before="240" w:after="120"/>
         <w:rPr>
           <w:b/>
           <w:bCs/>
@@ -5838,20 +6985,39 @@
       </w:r>
     </w:p>
     <w:p>
+      <w:pPr>
+        <w:pStyle w:val="Ttulo2"/>
+        <w:keepNext/>
+      </w:pPr>
       <w:r>
         <w:t>Exemplo:</w:t>
       </w:r>
     </w:p>
     <w:p>
-      <w:r>
+      <w:pPr>
+        <w:ind w:left="170"/>
+      </w:pPr>
+      <w:r>
+        <w:rPr>
+          <w:rFonts w:ascii="Consolas" w:hAnsi="Consolas"/>
+          <w:sz w:val="20"/>
+        </w:rPr>
         <w:t>GET /api/v1/</w:t>
       </w:r>
       <w:proofErr w:type="spellStart"/>
       <w:r>
+        <w:rPr>
+          <w:rFonts w:ascii="Consolas" w:hAnsi="Consolas"/>
+          <w:sz w:val="20"/>
+        </w:rPr>
         <w:t>payments?page</w:t>
       </w:r>
       <w:proofErr w:type="spellEnd"/>
       <w:r>
+        <w:rPr>
+          <w:rFonts w:ascii="Consolas" w:hAnsi="Consolas"/>
+          <w:sz w:val="20"/>
+        </w:rPr>
         <w:t>=1&amp;limit=20</w:t>
       </w:r>
     </w:p>
@@ -6029,6 +7195,9 @@
     </w:p>
     <w:p>
       <w:pPr>
+        <w:pStyle w:val="Ttulo1"/>
+        <w:keepNext/>
+        <w:spacing w:before="240" w:after="120"/>
         <w:rPr>
           <w:b/>
           <w:bCs/>
@@ -6048,20 +7217,39 @@
       </w:r>
     </w:p>
     <w:p>
+      <w:pPr>
+        <w:pStyle w:val="Ttulo2"/>
+        <w:keepNext/>
+      </w:pPr>
       <w:r>
         <w:t>Exemplo:</w:t>
       </w:r>
     </w:p>
     <w:p>
-      <w:r>
+      <w:pPr>
+        <w:ind w:left="170"/>
+      </w:pPr>
+      <w:r>
+        <w:rPr>
+          <w:rFonts w:ascii="Consolas" w:hAnsi="Consolas"/>
+          <w:sz w:val="20"/>
+        </w:rPr>
         <w:t>GET /api/v1/</w:t>
       </w:r>
       <w:proofErr w:type="spellStart"/>
       <w:r>
+        <w:rPr>
+          <w:rFonts w:ascii="Consolas" w:hAnsi="Consolas"/>
+          <w:sz w:val="20"/>
+        </w:rPr>
         <w:t>contracts?status</w:t>
       </w:r>
       <w:proofErr w:type="spellEnd"/>
       <w:r>
+        <w:rPr>
+          <w:rFonts w:ascii="Consolas" w:hAnsi="Consolas"/>
+          <w:sz w:val="20"/>
+        </w:rPr>
         <w:t>=ATIVO</w:t>
       </w:r>
     </w:p>
@@ -6071,19 +7259,38 @@
       </w:r>
     </w:p>
     <w:p>
-      <w:r>
+      <w:pPr>
+        <w:ind w:left="170"/>
+      </w:pPr>
+      <w:r>
+        <w:rPr>
+          <w:rFonts w:ascii="Consolas" w:hAnsi="Consolas"/>
+          <w:sz w:val="20"/>
+        </w:rPr>
         <w:t>GET /api/v1/</w:t>
       </w:r>
       <w:proofErr w:type="spellStart"/>
       <w:r>
+        <w:rPr>
+          <w:rFonts w:ascii="Consolas" w:hAnsi="Consolas"/>
+          <w:sz w:val="20"/>
+        </w:rPr>
         <w:t>contracts?sort</w:t>
       </w:r>
       <w:proofErr w:type="spellEnd"/>
       <w:r>
+        <w:rPr>
+          <w:rFonts w:ascii="Consolas" w:hAnsi="Consolas"/>
+          <w:sz w:val="20"/>
+        </w:rPr>
         <w:t>=</w:t>
       </w:r>
       <w:proofErr w:type="spellStart"/>
       <w:r>
+        <w:rPr>
+          <w:rFonts w:ascii="Consolas" w:hAnsi="Consolas"/>
+          <w:sz w:val="20"/>
+        </w:rPr>
         <w:t>recent</w:t>
       </w:r>
       <w:proofErr w:type="spellEnd"/>
@@ -6094,31 +7301,62 @@
       </w:r>
     </w:p>
     <w:p>
-      <w:r>
+      <w:pPr>
+        <w:ind w:left="170"/>
+      </w:pPr>
+      <w:r>
+        <w:rPr>
+          <w:rFonts w:ascii="Consolas" w:hAnsi="Consolas"/>
+          <w:sz w:val="20"/>
+        </w:rPr>
         <w:t>GET /api/v1/</w:t>
       </w:r>
       <w:proofErr w:type="spellStart"/>
       <w:r>
+        <w:rPr>
+          <w:rFonts w:ascii="Consolas" w:hAnsi="Consolas"/>
+          <w:sz w:val="20"/>
+        </w:rPr>
         <w:t>contracts?status</w:t>
       </w:r>
       <w:proofErr w:type="spellEnd"/>
       <w:r>
+        <w:rPr>
+          <w:rFonts w:ascii="Consolas" w:hAnsi="Consolas"/>
+          <w:sz w:val="20"/>
+        </w:rPr>
         <w:t>=</w:t>
       </w:r>
       <w:proofErr w:type="spellStart"/>
       <w:r>
+        <w:rPr>
+          <w:rFonts w:ascii="Consolas" w:hAnsi="Consolas"/>
+          <w:sz w:val="20"/>
+        </w:rPr>
         <w:t>ATIVO&amp;sort</w:t>
       </w:r>
       <w:proofErr w:type="spellEnd"/>
       <w:r>
+        <w:rPr>
+          <w:rFonts w:ascii="Consolas" w:hAnsi="Consolas"/>
+          <w:sz w:val="20"/>
+        </w:rPr>
         <w:t>=</w:t>
       </w:r>
       <w:proofErr w:type="spellStart"/>
       <w:r>
+        <w:rPr>
+          <w:rFonts w:ascii="Consolas" w:hAnsi="Consolas"/>
+          <w:sz w:val="20"/>
+        </w:rPr>
         <w:t>recent&amp;page</w:t>
       </w:r>
       <w:proofErr w:type="spellEnd"/>
       <w:r>
+        <w:rPr>
+          <w:rFonts w:ascii="Consolas" w:hAnsi="Consolas"/>
+          <w:sz w:val="20"/>
+        </w:rPr>
         <w:t>=1&amp;limit=20</w:t>
       </w:r>
     </w:p>
@@ -6131,6 +7369,9 @@
     </w:p>
     <w:p>
       <w:pPr>
+        <w:pStyle w:val="Ttulo1"/>
+        <w:keepNext/>
+        <w:spacing w:before="240" w:after="120"/>
         <w:rPr>
           <w:b/>
           <w:bCs/>
@@ -6309,6 +7550,9 @@
     </w:p>
     <w:p>
       <w:pPr>
+        <w:pStyle w:val="Ttulo1"/>
+        <w:keepNext/>
+        <w:spacing w:before="240" w:after="120"/>
         <w:rPr>
           <w:b/>
           <w:bCs/>
@@ -6328,6 +7572,10 @@
       </w:r>
     </w:p>
     <w:p>
+      <w:pPr>
+        <w:pStyle w:val="Ttulo2"/>
+        <w:keepNext/>
+      </w:pPr>
       <w:r>
         <w:t>Exemplos:</w:t>
       </w:r>
@@ -6466,6 +7714,9 @@
     </w:p>
     <w:p>
       <w:pPr>
+        <w:pStyle w:val="Ttulo1"/>
+        <w:keepNext/>
+        <w:spacing w:before="240" w:after="120"/>
         <w:rPr>
           <w:b/>
           <w:bCs/>
@@ -6490,11 +7741,22 @@
       </w:r>
     </w:p>
     <w:p>
-      <w:r>
+      <w:pPr>
+        <w:ind w:left="170"/>
+      </w:pPr>
+      <w:r>
+        <w:rPr>
+          <w:rFonts w:ascii="Consolas" w:hAnsi="Consolas"/>
+          <w:sz w:val="20"/>
+        </w:rPr>
         <w:t xml:space="preserve">DELETE FROM </w:t>
       </w:r>
       <w:proofErr w:type="spellStart"/>
       <w:r>
+        <w:rPr>
+          <w:rFonts w:ascii="Consolas" w:hAnsi="Consolas"/>
+          <w:sz w:val="20"/>
+        </w:rPr>
         <w:t>users</w:t>
       </w:r>
       <w:proofErr w:type="spellEnd"/>
@@ -6505,12 +7767,23 @@
       </w:r>
     </w:p>
     <w:p>
-      <w:proofErr w:type="spellStart"/>
-      <w:r>
+      <w:pPr>
+        <w:ind w:left="170"/>
+      </w:pPr>
+      <w:proofErr w:type="spellStart"/>
+      <w:r>
+        <w:rPr>
+          <w:rFonts w:ascii="Consolas" w:hAnsi="Consolas"/>
+          <w:sz w:val="20"/>
+        </w:rPr>
         <w:t>deletedAt</w:t>
       </w:r>
       <w:proofErr w:type="spellEnd"/>
       <w:r>
+        <w:rPr>
+          <w:rFonts w:ascii="Consolas" w:hAnsi="Consolas"/>
+          <w:sz w:val="20"/>
+        </w:rPr>
         <w:t xml:space="preserve"> = data atual</w:t>
       </w:r>
     </w:p>
@@ -6588,6 +7861,9 @@
     </w:p>
     <w:p>
       <w:pPr>
+        <w:pStyle w:val="Ttulo1"/>
+        <w:keepNext/>
+        <w:spacing w:before="240" w:after="120"/>
         <w:rPr>
           <w:b/>
           <w:bCs/>
@@ -6692,24 +7968,47 @@
       </w:r>
     </w:p>
     <w:p>
+      <w:pPr>
+        <w:pStyle w:val="Ttulo2"/>
+        <w:keepNext/>
+      </w:pPr>
       <w:r>
         <w:t>Exemplo:</w:t>
       </w:r>
     </w:p>
     <w:p>
-      <w:r>
+      <w:pPr>
+        <w:ind w:left="170"/>
+      </w:pPr>
+      <w:r>
+        <w:rPr>
+          <w:rFonts w:ascii="Consolas" w:hAnsi="Consolas"/>
+          <w:sz w:val="20"/>
+        </w:rPr>
         <w:t xml:space="preserve">prisma </w:t>
       </w:r>
       <w:proofErr w:type="spellStart"/>
       <w:r>
+        <w:rPr>
+          <w:rFonts w:ascii="Consolas" w:hAnsi="Consolas"/>
+          <w:sz w:val="20"/>
+        </w:rPr>
         <w:t>migrate</w:t>
       </w:r>
       <w:proofErr w:type="spellEnd"/>
       <w:r>
+        <w:rPr>
+          <w:rFonts w:ascii="Consolas" w:hAnsi="Consolas"/>
+          <w:sz w:val="20"/>
+        </w:rPr>
         <w:t xml:space="preserve"> </w:t>
       </w:r>
       <w:proofErr w:type="spellStart"/>
       <w:r>
+        <w:rPr>
+          <w:rFonts w:ascii="Consolas" w:hAnsi="Consolas"/>
+          <w:sz w:val="20"/>
+        </w:rPr>
         <w:t>dev</w:t>
       </w:r>
       <w:proofErr w:type="spellEnd"/>
@@ -6737,6 +8036,9 @@
     </w:p>
     <w:p>
       <w:pPr>
+        <w:pStyle w:val="Ttulo1"/>
+        <w:keepNext/>
+        <w:spacing w:before="240" w:after="120"/>
         <w:rPr>
           <w:b/>
           <w:bCs/>
@@ -6756,6 +8058,10 @@
       </w:r>
     </w:p>
     <w:p>
+      <w:pPr>
+        <w:pStyle w:val="Ttulo2"/>
+        <w:keepNext/>
+      </w:pPr>
       <w:r>
         <w:t>Exemplos:</w:t>
       </w:r>
@@ -6822,6 +8128,9 @@
     </w:p>
     <w:p>
       <w:pPr>
+        <w:pStyle w:val="Ttulo1"/>
+        <w:keepNext/>
+        <w:spacing w:before="240" w:after="120"/>
         <w:rPr>
           <w:b/>
           <w:bCs/>
@@ -6841,6 +8150,10 @@
       </w:r>
     </w:p>
     <w:p>
+      <w:pPr>
+        <w:pStyle w:val="Ttulo2"/>
+        <w:keepNext/>
+      </w:pPr>
       <w:r>
         <w:t>Exemplos:</w:t>
       </w:r>
@@ -6908,6 +8221,9 @@
     </w:p>
     <w:p>
       <w:pPr>
+        <w:pStyle w:val="Ttulo1"/>
+        <w:keepNext/>
+        <w:spacing w:before="240" w:after="120"/>
         <w:rPr>
           <w:b/>
           <w:bCs/>
@@ -6927,6 +8243,10 @@
       </w:r>
     </w:p>
     <w:p>
+      <w:pPr>
+        <w:pStyle w:val="Ttulo2"/>
+        <w:keepNext/>
+      </w:pPr>
       <w:r>
         <w:t>Exemplos:</w:t>
       </w:r>
@@ -6975,6 +8295,9 @@
     </w:p>
     <w:p>
       <w:pPr>
+        <w:pStyle w:val="Ttulo1"/>
+        <w:keepNext/>
+        <w:spacing w:before="240" w:after="120"/>
         <w:rPr>
           <w:b/>
           <w:bCs/>
@@ -7008,50 +8331,103 @@
       </w:r>
     </w:p>
     <w:p>
-      <w:r>
+      <w:pPr>
+        <w:ind w:left="170"/>
+      </w:pPr>
+      <w:r>
+        <w:rPr>
+          <w:rFonts w:ascii="Consolas" w:hAnsi="Consolas"/>
+          <w:sz w:val="20"/>
+        </w:rPr>
         <w:t>POST /api/v1/</w:t>
       </w:r>
       <w:proofErr w:type="spellStart"/>
       <w:r>
+        <w:rPr>
+          <w:rFonts w:ascii="Consolas" w:hAnsi="Consolas"/>
+          <w:sz w:val="20"/>
+        </w:rPr>
         <w:t>auth</w:t>
       </w:r>
       <w:proofErr w:type="spellEnd"/>
       <w:r>
+        <w:rPr>
+          <w:rFonts w:ascii="Consolas" w:hAnsi="Consolas"/>
+          <w:sz w:val="20"/>
+        </w:rPr>
         <w:t>/login</w:t>
       </w:r>
     </w:p>
     <w:p>
-      <w:r>
+      <w:pPr>
+        <w:ind w:left="170"/>
+      </w:pPr>
+      <w:r>
+        <w:rPr>
+          <w:rFonts w:ascii="Consolas" w:hAnsi="Consolas"/>
+          <w:sz w:val="20"/>
+        </w:rPr>
         <w:t>POST /api/v1/</w:t>
       </w:r>
       <w:proofErr w:type="spellStart"/>
       <w:r>
+        <w:rPr>
+          <w:rFonts w:ascii="Consolas" w:hAnsi="Consolas"/>
+          <w:sz w:val="20"/>
+        </w:rPr>
         <w:t>auth</w:t>
       </w:r>
       <w:proofErr w:type="spellEnd"/>
       <w:r>
+        <w:rPr>
+          <w:rFonts w:ascii="Consolas" w:hAnsi="Consolas"/>
+          <w:sz w:val="20"/>
+        </w:rPr>
         <w:t>/</w:t>
       </w:r>
       <w:proofErr w:type="spellStart"/>
       <w:r>
+        <w:rPr>
+          <w:rFonts w:ascii="Consolas" w:hAnsi="Consolas"/>
+          <w:sz w:val="20"/>
+        </w:rPr>
         <w:t>register</w:t>
       </w:r>
       <w:proofErr w:type="spellEnd"/>
     </w:p>
     <w:p>
-      <w:r>
+      <w:pPr>
+        <w:ind w:left="170"/>
+      </w:pPr>
+      <w:r>
+        <w:rPr>
+          <w:rFonts w:ascii="Consolas" w:hAnsi="Consolas"/>
+          <w:sz w:val="20"/>
+        </w:rPr>
         <w:t>POST /api/v1/</w:t>
       </w:r>
       <w:proofErr w:type="spellStart"/>
       <w:r>
+        <w:rPr>
+          <w:rFonts w:ascii="Consolas" w:hAnsi="Consolas"/>
+          <w:sz w:val="20"/>
+        </w:rPr>
         <w:t>auth</w:t>
       </w:r>
       <w:proofErr w:type="spellEnd"/>
       <w:r>
+        <w:rPr>
+          <w:rFonts w:ascii="Consolas" w:hAnsi="Consolas"/>
+          <w:sz w:val="20"/>
+        </w:rPr>
         <w:t>/</w:t>
       </w:r>
       <w:proofErr w:type="spellStart"/>
       <w:r>
+        <w:rPr>
+          <w:rFonts w:ascii="Consolas" w:hAnsi="Consolas"/>
+          <w:sz w:val="20"/>
+        </w:rPr>
         <w:t>forgot-password</w:t>
       </w:r>
       <w:proofErr w:type="spellEnd"/>
@@ -7103,6 +8479,9 @@
     </w:p>
     <w:p>
       <w:pPr>
+        <w:pStyle w:val="Ttulo1"/>
+        <w:keepNext/>
+        <w:spacing w:before="240" w:after="120"/>
         <w:rPr>
           <w:b/>
           <w:bCs/>
@@ -7308,6 +8687,9 @@
     </w:p>
     <w:p>
       <w:pPr>
+        <w:pStyle w:val="Ttulo1"/>
+        <w:keepNext/>
+        <w:spacing w:before="240" w:after="120"/>
         <w:rPr>
           <w:b/>
           <w:bCs/>
@@ -7344,6 +8726,10 @@
       <w:proofErr w:type="gramEnd"/>
     </w:p>
     <w:p>
+      <w:pPr>
+        <w:pStyle w:val="Ttulo2"/>
+        <w:keepNext/>
+      </w:pPr>
       <w:r>
         <w:t>Exemplo:</w:t>
       </w:r>
@@ -7417,6 +8803,9 @@
     </w:p>
     <w:p>
       <w:pPr>
+        <w:pStyle w:val="Ttulo1"/>
+        <w:keepNext/>
+        <w:spacing w:before="240" w:after="120"/>
         <w:rPr>
           <w:b/>
           <w:bCs/>
@@ -7543,40 +8932,81 @@
       </w:r>
     </w:p>
     <w:p>
+      <w:pPr>
+        <w:pStyle w:val="Ttulo2"/>
+        <w:keepNext/>
+      </w:pPr>
       <w:r>
         <w:t>Exemplo:</w:t>
       </w:r>
     </w:p>
     <w:p>
-      <w:r>
+      <w:pPr>
+        <w:ind w:left="170"/>
+      </w:pPr>
+      <w:r>
+        <w:rPr>
+          <w:rFonts w:ascii="Consolas" w:hAnsi="Consolas"/>
+          <w:sz w:val="20"/>
+        </w:rPr>
         <w:t>GET /api/v1/</w:t>
       </w:r>
       <w:proofErr w:type="spellStart"/>
       <w:r>
+        <w:rPr>
+          <w:rFonts w:ascii="Consolas" w:hAnsi="Consolas"/>
+          <w:sz w:val="20"/>
+        </w:rPr>
         <w:t>workouts</w:t>
       </w:r>
       <w:proofErr w:type="spellEnd"/>
     </w:p>
     <w:p>
-      <w:r>
+      <w:pPr>
+        <w:ind w:left="170"/>
+      </w:pPr>
+      <w:r>
+        <w:rPr>
+          <w:rFonts w:ascii="Consolas" w:hAnsi="Consolas"/>
+          <w:sz w:val="20"/>
+        </w:rPr>
         <w:t>POST /api/v1/</w:t>
       </w:r>
       <w:proofErr w:type="spellStart"/>
       <w:r>
+        <w:rPr>
+          <w:rFonts w:ascii="Consolas" w:hAnsi="Consolas"/>
+          <w:sz w:val="20"/>
+        </w:rPr>
         <w:t>workouts</w:t>
       </w:r>
       <w:proofErr w:type="spellEnd"/>
     </w:p>
     <w:p>
-      <w:r>
+      <w:pPr>
+        <w:ind w:left="170"/>
+      </w:pPr>
+      <w:r>
+        <w:rPr>
+          <w:rFonts w:ascii="Consolas" w:hAnsi="Consolas"/>
+          <w:sz w:val="20"/>
+        </w:rPr>
         <w:t>GET /api/v1/</w:t>
       </w:r>
       <w:proofErr w:type="spellStart"/>
       <w:r>
+        <w:rPr>
+          <w:rFonts w:ascii="Consolas" w:hAnsi="Consolas"/>
+          <w:sz w:val="20"/>
+        </w:rPr>
         <w:t>workouts</w:t>
       </w:r>
       <w:proofErr w:type="spellEnd"/>
       <w:r>
+        <w:rPr>
+          <w:rFonts w:ascii="Consolas" w:hAnsi="Consolas"/>
+          <w:sz w:val="20"/>
+        </w:rPr>
         <w:t>/:id</w:t>
       </w:r>
     </w:p>
@@ -7610,6 +9040,9 @@
     </w:p>
     <w:p>
       <w:pPr>
+        <w:pStyle w:val="Ttulo1"/>
+        <w:keepNext/>
+        <w:spacing w:before="240" w:after="120"/>
         <w:rPr>
           <w:b/>
           <w:bCs/>
@@ -7625,6 +9058,8 @@
     </w:p>
     <w:p>
       <w:pPr>
+        <w:pStyle w:val="Ttulo2"/>
+        <w:keepNext/>
         <w:rPr>
           <w:b/>
           <w:bCs/>
@@ -7676,6 +9111,8 @@
     </w:p>
     <w:p>
       <w:pPr>
+        <w:pStyle w:val="Ttulo2"/>
+        <w:keepNext/>
         <w:rPr>
           <w:b/>
           <w:bCs/>
@@ -7727,6 +9164,8 @@
     </w:p>
     <w:p>
       <w:pPr>
+        <w:pStyle w:val="Ttulo2"/>
+        <w:keepNext/>
         <w:rPr>
           <w:b/>
           <w:bCs/>
@@ -7848,6 +9287,9 @@
     </w:p>
     <w:p>
       <w:pPr>
+        <w:pStyle w:val="Ttulo1"/>
+        <w:keepNext/>
+        <w:spacing w:before="240" w:after="120"/>
         <w:rPr>
           <w:b/>
           <w:bCs/>
@@ -7925,6 +9367,9 @@
     </w:p>
     <w:p>
       <w:pPr>
+        <w:pStyle w:val="Ttulo1"/>
+        <w:keepNext/>
+        <w:spacing w:before="240" w:after="120"/>
         <w:rPr>
           <w:b/>
           <w:bCs/>
@@ -7953,6 +9398,8 @@
     </w:p>
     <w:p>
       <w:pPr>
+        <w:pStyle w:val="Ttulo2"/>
+        <w:keepNext/>
         <w:rPr>
           <w:b/>
           <w:bCs/>
@@ -8029,6 +9476,8 @@
     </w:p>
     <w:p>
       <w:pPr>
+        <w:pStyle w:val="Ttulo2"/>
+        <w:keepNext/>
         <w:rPr>
           <w:b/>
           <w:bCs/>
@@ -8136,6 +9585,10 @@
       </w:r>
     </w:p>
     <w:p>
+      <w:pPr>
+        <w:pStyle w:val="Ttulo2"/>
+        <w:keepNext/>
+      </w:pPr>
       <w:r>
         <w:t>Sugestão:</w:t>
       </w:r>
@@ -8164,6 +9617,9 @@
     </w:p>
     <w:p>
       <w:pPr>
+        <w:pStyle w:val="Ttulo1"/>
+        <w:keepNext/>
+        <w:spacing w:before="240" w:after="120"/>
         <w:rPr>
           <w:b/>
           <w:bCs/>
@@ -8178,6 +9634,10 @@
       </w:r>
     </w:p>
     <w:p>
+      <w:pPr>
+        <w:pStyle w:val="Ttulo2"/>
+        <w:keepNext/>
+      </w:pPr>
       <w:r>
         <w:t>Sugestão:</w:t>
       </w:r>
@@ -8818,6 +10278,9 @@
     </w:p>
     <w:p>
       <w:pPr>
+        <w:pStyle w:val="Ttulo1"/>
+        <w:keepNext/>
+        <w:spacing w:before="240" w:after="120"/>
         <w:rPr>
           <w:b/>
           <w:bCs/>
@@ -8837,8 +10300,15 @@
       </w:r>
     </w:p>
     <w:p>
-      <w:proofErr w:type="spellStart"/>
-      <w:r>
+      <w:pPr>
+        <w:ind w:left="227"/>
+      </w:pPr>
+      <w:proofErr w:type="spellStart"/>
+      <w:r>
+        <w:rPr>
+          <w:rFonts w:ascii="Consolas" w:hAnsi="Consolas"/>
+          <w:sz w:val="18"/>
+        </w:rPr>
         <w:t>Frontend</w:t>
       </w:r>
       <w:proofErr w:type="spellEnd"/>
@@ -8849,20 +10319,39 @@
       </w:r>
     </w:p>
     <w:p>
-      <w:r>
+      <w:pPr>
+        <w:ind w:left="170"/>
+      </w:pPr>
+      <w:r>
+        <w:rPr>
+          <w:rFonts w:ascii="Consolas" w:hAnsi="Consolas"/>
+          <w:sz w:val="20"/>
+        </w:rPr>
         <w:lastRenderedPageBreak/>
         <w:t>GET /api/v1/</w:t>
       </w:r>
       <w:proofErr w:type="spellStart"/>
       <w:r>
+        <w:rPr>
+          <w:rFonts w:ascii="Consolas" w:hAnsi="Consolas"/>
+          <w:sz w:val="20"/>
+        </w:rPr>
         <w:t>users</w:t>
       </w:r>
       <w:proofErr w:type="spellEnd"/>
       <w:r>
+        <w:rPr>
+          <w:rFonts w:ascii="Consolas" w:hAnsi="Consolas"/>
+          <w:sz w:val="20"/>
+        </w:rPr>
         <w:t>/me/</w:t>
       </w:r>
       <w:proofErr w:type="spellStart"/>
       <w:r>
+        <w:rPr>
+          <w:rFonts w:ascii="Consolas" w:hAnsi="Consolas"/>
+          <w:sz w:val="20"/>
+        </w:rPr>
         <w:t>workouts</w:t>
       </w:r>
       <w:proofErr w:type="spellEnd"/>
@@ -8873,7 +10362,14 @@
       </w:r>
     </w:p>
     <w:p>
-      <w:r>
+      <w:pPr>
+        <w:ind w:left="227"/>
+      </w:pPr>
+      <w:r>
+        <w:rPr>
+          <w:rFonts w:ascii="Consolas" w:hAnsi="Consolas"/>
+          <w:sz w:val="18"/>
+        </w:rPr>
         <w:t>Route</w:t>
       </w:r>
     </w:p>
@@ -8883,12 +10379,23 @@
       </w:r>
     </w:p>
     <w:p>
-      <w:proofErr w:type="spellStart"/>
-      <w:r>
+      <w:pPr>
+        <w:ind w:left="227"/>
+      </w:pPr>
+      <w:proofErr w:type="spellStart"/>
+      <w:r>
+        <w:rPr>
+          <w:rFonts w:ascii="Consolas" w:hAnsi="Consolas"/>
+          <w:sz w:val="18"/>
+        </w:rPr>
         <w:t>Auth</w:t>
       </w:r>
       <w:proofErr w:type="spellEnd"/>
       <w:r>
+        <w:rPr>
+          <w:rFonts w:ascii="Consolas" w:hAnsi="Consolas"/>
+          <w:sz w:val="18"/>
+        </w:rPr>
         <w:t xml:space="preserve"> Middleware</w:t>
       </w:r>
     </w:p>
@@ -8898,12 +10405,23 @@
       </w:r>
     </w:p>
     <w:p>
-      <w:proofErr w:type="spellStart"/>
-      <w:r>
+      <w:pPr>
+        <w:ind w:left="227"/>
+      </w:pPr>
+      <w:proofErr w:type="spellStart"/>
+      <w:r>
+        <w:rPr>
+          <w:rFonts w:ascii="Consolas" w:hAnsi="Consolas"/>
+          <w:sz w:val="18"/>
+        </w:rPr>
         <w:t>Validation</w:t>
       </w:r>
       <w:proofErr w:type="spellEnd"/>
       <w:r>
+        <w:rPr>
+          <w:rFonts w:ascii="Consolas" w:hAnsi="Consolas"/>
+          <w:sz w:val="18"/>
+        </w:rPr>
         <w:t xml:space="preserve"> Middleware</w:t>
       </w:r>
     </w:p>
@@ -8913,8 +10431,15 @@
       </w:r>
     </w:p>
     <w:p>
-      <w:proofErr w:type="spellStart"/>
-      <w:r>
+      <w:pPr>
+        <w:ind w:left="227"/>
+      </w:pPr>
+      <w:proofErr w:type="spellStart"/>
+      <w:r>
+        <w:rPr>
+          <w:rFonts w:ascii="Consolas" w:hAnsi="Consolas"/>
+          <w:sz w:val="18"/>
+        </w:rPr>
         <w:t>Controller</w:t>
       </w:r>
       <w:proofErr w:type="spellEnd"/>
@@ -8925,12 +10450,23 @@
       </w:r>
     </w:p>
     <w:p>
-      <w:proofErr w:type="spellStart"/>
-      <w:r>
+      <w:pPr>
+        <w:ind w:left="227"/>
+      </w:pPr>
+      <w:proofErr w:type="spellStart"/>
+      <w:r>
+        <w:rPr>
+          <w:rFonts w:ascii="Consolas" w:hAnsi="Consolas"/>
+          <w:sz w:val="18"/>
+        </w:rPr>
         <w:t>Workout</w:t>
       </w:r>
       <w:proofErr w:type="spellEnd"/>
       <w:r>
+        <w:rPr>
+          <w:rFonts w:ascii="Consolas" w:hAnsi="Consolas"/>
+          <w:sz w:val="18"/>
+        </w:rPr>
         <w:t xml:space="preserve"> Service</w:t>
       </w:r>
     </w:p>
@@ -8940,16 +10476,31 @@
       </w:r>
     </w:p>
     <w:p>
-      <w:proofErr w:type="spellStart"/>
-      <w:r>
+      <w:pPr>
+        <w:ind w:left="227"/>
+      </w:pPr>
+      <w:proofErr w:type="spellStart"/>
+      <w:r>
+        <w:rPr>
+          <w:rFonts w:ascii="Consolas" w:hAnsi="Consolas"/>
+          <w:sz w:val="18"/>
+        </w:rPr>
         <w:t>Workout</w:t>
       </w:r>
       <w:proofErr w:type="spellEnd"/>
       <w:r>
+        <w:rPr>
+          <w:rFonts w:ascii="Consolas" w:hAnsi="Consolas"/>
+          <w:sz w:val="18"/>
+        </w:rPr>
         <w:t xml:space="preserve"> </w:t>
       </w:r>
       <w:proofErr w:type="spellStart"/>
       <w:r>
+        <w:rPr>
+          <w:rFonts w:ascii="Consolas" w:hAnsi="Consolas"/>
+          <w:sz w:val="18"/>
+        </w:rPr>
         <w:t>Repository</w:t>
       </w:r>
       <w:proofErr w:type="spellEnd"/>
@@ -8960,7 +10511,14 @@
       </w:r>
     </w:p>
     <w:p>
-      <w:r>
+      <w:pPr>
+        <w:ind w:left="227"/>
+      </w:pPr>
+      <w:r>
+        <w:rPr>
+          <w:rFonts w:ascii="Consolas" w:hAnsi="Consolas"/>
+          <w:sz w:val="18"/>
+        </w:rPr>
         <w:t>Prisma</w:t>
       </w:r>
     </w:p>
@@ -8970,7 +10528,14 @@
       </w:r>
     </w:p>
     <w:p>
-      <w:r>
+      <w:pPr>
+        <w:ind w:left="227"/>
+      </w:pPr>
+      <w:r>
+        <w:rPr>
+          <w:rFonts w:ascii="Consolas" w:hAnsi="Consolas"/>
+          <w:sz w:val="18"/>
+        </w:rPr>
         <w:t>PostgreSQL</w:t>
       </w:r>
     </w:p>
@@ -8980,8 +10545,15 @@
       </w:r>
     </w:p>
     <w:p>
-      <w:proofErr w:type="spellStart"/>
-      <w:r>
+      <w:pPr>
+        <w:ind w:left="227"/>
+      </w:pPr>
+      <w:proofErr w:type="spellStart"/>
+      <w:r>
+        <w:rPr>
+          <w:rFonts w:ascii="Consolas" w:hAnsi="Consolas"/>
+          <w:sz w:val="18"/>
+        </w:rPr>
         <w:t>Repository</w:t>
       </w:r>
       <w:proofErr w:type="spellEnd"/>
@@ -8992,7 +10564,14 @@
       </w:r>
     </w:p>
     <w:p>
-      <w:r>
+      <w:pPr>
+        <w:ind w:left="227"/>
+      </w:pPr>
+      <w:r>
+        <w:rPr>
+          <w:rFonts w:ascii="Consolas" w:hAnsi="Consolas"/>
+          <w:sz w:val="18"/>
+        </w:rPr>
         <w:t>Service</w:t>
       </w:r>
     </w:p>
@@ -9002,8 +10581,15 @@
       </w:r>
     </w:p>
     <w:p>
-      <w:proofErr w:type="spellStart"/>
-      <w:r>
+      <w:pPr>
+        <w:ind w:left="227"/>
+      </w:pPr>
+      <w:proofErr w:type="spellStart"/>
+      <w:r>
+        <w:rPr>
+          <w:rFonts w:ascii="Consolas" w:hAnsi="Consolas"/>
+          <w:sz w:val="18"/>
+        </w:rPr>
         <w:t>Controller</w:t>
       </w:r>
       <w:proofErr w:type="spellEnd"/>
@@ -9014,7 +10600,14 @@
       </w:r>
     </w:p>
     <w:p>
-      <w:r>
+      <w:pPr>
+        <w:ind w:left="227"/>
+      </w:pPr>
+      <w:r>
+        <w:rPr>
+          <w:rFonts w:ascii="Consolas" w:hAnsi="Consolas"/>
+          <w:sz w:val="18"/>
+        </w:rPr>
         <w:t>JSON</w:t>
       </w:r>
     </w:p>
@@ -9024,8 +10617,15 @@
       </w:r>
     </w:p>
     <w:p>
-      <w:proofErr w:type="spellStart"/>
-      <w:r>
+      <w:pPr>
+        <w:ind w:left="227"/>
+      </w:pPr>
+      <w:proofErr w:type="spellStart"/>
+      <w:r>
+        <w:rPr>
+          <w:rFonts w:ascii="Consolas" w:hAnsi="Consolas"/>
+          <w:sz w:val="18"/>
+        </w:rPr>
         <w:t>Frontend</w:t>
       </w:r>
       <w:proofErr w:type="spellEnd"/>
@@ -9039,6 +10639,9 @@
     </w:p>
     <w:p>
       <w:pPr>
+        <w:pStyle w:val="Ttulo1"/>
+        <w:keepNext/>
+        <w:spacing w:before="240" w:after="120"/>
         <w:rPr>
           <w:b/>
           <w:bCs/>
@@ -9076,23 +10679,45 @@
       </w:r>
     </w:p>
     <w:p>
+      <w:pPr>
+        <w:pStyle w:val="Ttulo2"/>
+        <w:keepNext/>
+      </w:pPr>
       <w:r>
         <w:t>Exemplo:</w:t>
       </w:r>
     </w:p>
     <w:p>
-      <w:proofErr w:type="spellStart"/>
-      <w:r>
+      <w:pPr>
+        <w:ind w:left="227"/>
+      </w:pPr>
+      <w:proofErr w:type="spellStart"/>
+      <w:r>
+        <w:rPr>
+          <w:rFonts w:ascii="Consolas" w:hAnsi="Consolas"/>
+          <w:sz w:val="18"/>
+        </w:rPr>
         <w:t>Frontend</w:t>
       </w:r>
       <w:proofErr w:type="spellEnd"/>
     </w:p>
     <w:p>
-      <w:r>
+      <w:pPr>
+        <w:ind w:left="170"/>
+      </w:pPr>
+      <w:r>
+        <w:rPr>
+          <w:rFonts w:ascii="Consolas" w:hAnsi="Consolas"/>
+          <w:sz w:val="20"/>
+        </w:rPr>
         <w:t>GET /api/v1/</w:t>
       </w:r>
       <w:proofErr w:type="spellStart"/>
       <w:r>
+        <w:rPr>
+          <w:rFonts w:ascii="Consolas" w:hAnsi="Consolas"/>
+          <w:sz w:val="20"/>
+        </w:rPr>
         <w:t>workouts</w:t>
       </w:r>
       <w:proofErr w:type="spellEnd"/>
@@ -9214,6 +10839,9 @@
     </w:p>
     <w:p>
       <w:pPr>
+        <w:pStyle w:val="Ttulo1"/>
+        <w:keepNext/>
+        <w:spacing w:before="240" w:after="120"/>
         <w:rPr>
           <w:b/>
           <w:bCs/>
@@ -9624,6 +11252,8 @@
     </w:p>
     <w:p>
       <w:pPr>
+        <w:pStyle w:val="Ttulo2"/>
+        <w:keepNext/>
         <w:rPr>
           <w:b/>
           <w:bCs/>
@@ -9753,6 +11383,9 @@
     </w:p>
     <w:p>
       <w:pPr>
+        <w:pStyle w:val="Ttulo1"/>
+        <w:keepNext/>
+        <w:spacing w:before="240" w:after="120"/>
         <w:rPr>
           <w:b/>
           <w:bCs/>
@@ -10663,6 +12296,9 @@
     </w:p>
     <w:p>
       <w:pPr>
+        <w:pStyle w:val="Ttulo1"/>
+        <w:keepNext/>
+        <w:spacing w:before="240" w:after="120"/>
         <w:rPr>
           <w:b/>
           <w:bCs/>
@@ -11164,6 +12800,9 @@
     </w:p>
     <w:p>
       <w:pPr>
+        <w:pStyle w:val="Ttulo1"/>
+        <w:keepNext/>
+        <w:spacing w:before="240" w:after="120"/>
         <w:rPr>
           <w:b/>
           <w:bCs/>
@@ -11505,13 +13144,39 @@
     </w:p>
     <w:p/>
     <w:sectPr>
+      <w:headerReference w:type="default" r:id="rId7"/>
+      <w:footerReference w:type="default" r:id="rId8"/>
       <w:pgSz w:w="11906" w:h="16838"/>
-      <w:pgMar w:top="1417" w:right="1701" w:bottom="1417" w:left="1701" w:header="708" w:footer="708" w:gutter="0"/>
+      <w:pgMar w:top="1304" w:right="1417" w:bottom="1304" w:left="1417" w:header="708" w:footer="708" w:gutter="0"/>
       <w:cols w:space="708"/>
       <w:docGrid w:linePitch="360"/>
     </w:sectPr>
   </w:body>
 </w:document>
+</file>
+
+<file path=word/footer1.xml><?xml version="1.0" encoding="utf-8"?>
+<w:ftr xmlns:m="http://schemas.openxmlformats.org/officeDocument/2006/math" xmlns:mc="http://schemas.openxmlformats.org/markup-compatibility/2006" xmlns:mo="http://schemas.microsoft.com/office/mac/office/2008/main" xmlns:mv="urn:schemas-microsoft-com:mac:vml" xmlns:o="urn:schemas-microsoft-com:office:office" xmlns:r="http://schemas.openxmlformats.org/officeDocument/2006/relationships" xmlns:v="urn:schemas-microsoft-com:vml" xmlns:w10="urn:schemas-microsoft-com:office:word" xmlns:w14="http://schemas.microsoft.com/office/word/2010/wordml" xmlns:w="http://schemas.openxmlformats.org/wordprocessingml/2006/main" xmlns:wne="http://schemas.microsoft.com/office/word/2006/wordml" xmlns:wp14="http://schemas.microsoft.com/office/word/2010/wordprocessingDrawing" xmlns:wp="http://schemas.openxmlformats.org/drawingml/2006/wordprocessingDrawing" xmlns:wpc="http://schemas.microsoft.com/office/word/2010/wordprocessingCanvas" xmlns:wpg="http://schemas.microsoft.com/office/word/2010/wordprocessingGroup" xmlns:wpi="http://schemas.microsoft.com/office/word/2010/wordprocessingInk" xmlns:wps="http://schemas.microsoft.com/office/word/2010/wordprocessingShape" mc:Ignorable="w14 wp14">
+  <w:p>
+    <w:pPr>
+      <w:pStyle w:val="Footer"/>
+      <w:jc w:val="center"/>
+    </w:pPr>
+    <w:r/>
+  </w:p>
+</w:ftr>
+</file>
+
+<file path=word/header1.xml><?xml version="1.0" encoding="utf-8"?>
+<w:hdr xmlns:m="http://schemas.openxmlformats.org/officeDocument/2006/math" xmlns:mc="http://schemas.openxmlformats.org/markup-compatibility/2006" xmlns:mo="http://schemas.microsoft.com/office/mac/office/2008/main" xmlns:mv="urn:schemas-microsoft-com:mac:vml" xmlns:o="urn:schemas-microsoft-com:office:office" xmlns:r="http://schemas.openxmlformats.org/officeDocument/2006/relationships" xmlns:v="urn:schemas-microsoft-com:vml" xmlns:w10="urn:schemas-microsoft-com:office:word" xmlns:w14="http://schemas.microsoft.com/office/word/2010/wordml" xmlns:w="http://schemas.openxmlformats.org/wordprocessingml/2006/main" xmlns:wne="http://schemas.microsoft.com/office/word/2006/wordml" xmlns:wp14="http://schemas.microsoft.com/office/word/2010/wordprocessingDrawing" xmlns:wp="http://schemas.openxmlformats.org/drawingml/2006/wordprocessingDrawing" xmlns:wpc="http://schemas.microsoft.com/office/word/2010/wordprocessingCanvas" xmlns:wpg="http://schemas.microsoft.com/office/word/2010/wordprocessingGroup" xmlns:wpi="http://schemas.microsoft.com/office/word/2010/wordprocessingInk" xmlns:wps="http://schemas.microsoft.com/office/word/2010/wordprocessingShape" mc:Ignorable="w14 wp14">
+  <w:p>
+    <w:pPr>
+      <w:pStyle w:val="Header"/>
+      <w:jc w:val="right"/>
+    </w:pPr>
+    <w:r/>
+  </w:p>
+</w:hdr>
 </file>
 
 <file path=word/numbering.xml><?xml version="1.0" encoding="utf-8"?>
@@ -22103,6 +23768,13 @@
   <w:style w:type="paragraph" w:default="1" w:styleId="Normal">
     <w:name w:val="Normal"/>
     <w:qFormat/>
+    <w:pPr>
+      <w:spacing w:after="120" w:line="276" w:lineRule="auto"/>
+    </w:pPr>
+    <w:rPr>
+      <w:rFonts w:ascii="Arial" w:hAnsi="Arial"/>
+      <w:sz w:val="22"/>
+    </w:rPr>
   </w:style>
   <w:style w:type="paragraph" w:styleId="Ttulo1">
     <w:name w:val="heading 1"/>
@@ -22119,9 +23791,10 @@
       <w:outlineLvl w:val="0"/>
     </w:pPr>
     <w:rPr>
-      <w:rFonts w:asciiTheme="majorHAnsi" w:eastAsiaTheme="majorEastAsia" w:hAnsiTheme="majorHAnsi" w:cstheme="majorBidi"/>
+      <w:rFonts w:asciiTheme="majorHAnsi" w:eastAsiaTheme="majorEastAsia" w:hAnsiTheme="majorHAnsi" w:cstheme="majorBidi" w:ascii="Arial" w:hAnsi="Arial"/>
+      <w:b/>
       <w:color w:val="2F5496" w:themeColor="accent1" w:themeShade="BF"/>
-      <w:sz w:val="40"/>
+      <w:sz w:val="28"/>
       <w:szCs w:val="40"/>
     </w:rPr>
   </w:style>
@@ -22141,9 +23814,10 @@
       <w:outlineLvl w:val="1"/>
     </w:pPr>
     <w:rPr>
-      <w:rFonts w:asciiTheme="majorHAnsi" w:eastAsiaTheme="majorEastAsia" w:hAnsiTheme="majorHAnsi" w:cstheme="majorBidi"/>
+      <w:rFonts w:asciiTheme="majorHAnsi" w:eastAsiaTheme="majorEastAsia" w:hAnsiTheme="majorHAnsi" w:cstheme="majorBidi" w:ascii="Arial" w:hAnsi="Arial"/>
+      <w:b/>
       <w:color w:val="2F5496" w:themeColor="accent1" w:themeShade="BF"/>
-      <w:sz w:val="32"/>
+      <w:sz w:val="24"/>
       <w:szCs w:val="32"/>
     </w:rPr>
   </w:style>
@@ -22163,9 +23837,9 @@
       <w:outlineLvl w:val="2"/>
     </w:pPr>
     <w:rPr>
-      <w:rFonts w:eastAsiaTheme="majorEastAsia" w:cstheme="majorBidi"/>
+      <w:rFonts w:eastAsiaTheme="majorEastAsia" w:cstheme="majorBidi" w:ascii="Aptos" w:hAnsi="Aptos"/>
       <w:color w:val="2F5496" w:themeColor="accent1" w:themeShade="BF"/>
-      <w:sz w:val="28"/>
+      <w:sz w:val="22"/>
       <w:szCs w:val="28"/>
     </w:rPr>
   </w:style>
@@ -22457,10 +24131,11 @@
       <w:contextualSpacing/>
     </w:pPr>
     <w:rPr>
-      <w:rFonts w:asciiTheme="majorHAnsi" w:eastAsiaTheme="majorEastAsia" w:hAnsiTheme="majorHAnsi" w:cstheme="majorBidi"/>
+      <w:rFonts w:asciiTheme="majorHAnsi" w:eastAsiaTheme="majorEastAsia" w:hAnsiTheme="majorHAnsi" w:cstheme="majorBidi" w:ascii="Arial" w:hAnsi="Arial"/>
+      <w:b/>
       <w:spacing w:val="-10"/>
       <w:kern w:val="28"/>
-      <w:sz w:val="56"/>
+      <w:sz w:val="36"/>
       <w:szCs w:val="56"/>
     </w:rPr>
   </w:style>
